--- a/Coding 1 - year/Unit 7 - Project Development/Daily Lesson Plans/Word/Day 153.docx
+++ b/Coding 1 - year/Unit 7 - Project Development/Daily Lesson Plans/Word/Day 153.docx
@@ -50,12 +50,15 @@
               </w:rPr>
               <w:t xml:space="preserve">Coding I — Full Year</w:t>
             </w:r>
-          </w:p>
-          <w:p>
-            <w:pPr>
-              <w:spacing w:before="40"/>
-              <w:jc w:val="center"/>
-            </w:pPr>
+            <w:r>
+              <w:rPr>
+                <w:rFonts w:ascii="Arial" w:cs="Arial" w:eastAsia="Arial" w:hAnsi="Arial"/>
+                <w:sz w:val="16"/>
+                <w:szCs w:val="16"/>
+              </w:rPr>
+              <w:br/>
+              <w:t xml:space="preserve"/>
+            </w:r>
             <w:r>
               <w:rPr>
                 <w:rFonts w:ascii="Arial" w:cs="Arial" w:eastAsia="Arial" w:hAnsi="Arial"/>
@@ -83,7 +86,7 @@
           <w:rFonts w:ascii="Arial" w:cs="Arial" w:eastAsia="Arial" w:hAnsi="Arial"/>
           <w:b/>
           <w:bCs/>
-          <w:color w:val="1F3864"/>
+          <w:color w:val="2B5797"/>
           <w:sz w:val="32"/>
           <w:szCs w:val="32"/>
         </w:rPr>
@@ -261,9 +264,9 @@
               <w:right w:val="single" w:color="CCCCCC" w:sz="1"/>
             </w:tcBorders>
             <w:tcMar>
-              <w:top w:type="dxa" w:w="60"/>
+              <w:top w:type="dxa" w:w="80"/>
               <w:left w:type="dxa" w:w="120"/>
-              <w:bottom w:type="dxa" w:w="60"/>
+              <w:bottom w:type="dxa" w:w="80"/>
               <w:right w:type="dxa" w:w="120"/>
             </w:tcMar>
           </w:tcPr>
@@ -290,20 +293,213 @@
               <w:right w:val="single" w:color="CCCCCC" w:sz="1"/>
             </w:tcBorders>
             <w:tcMar>
-              <w:top w:type="dxa" w:w="60"/>
+              <w:top w:type="dxa" w:w="80"/>
               <w:left w:type="dxa" w:w="120"/>
-              <w:bottom w:type="dxa" w:w="60"/>
+              <w:bottom w:type="dxa" w:w="80"/>
               <w:right w:type="dxa" w:w="120"/>
             </w:tcMar>
           </w:tcPr>
           <w:p>
-            <w:r>
-              <w:rPr>
-                <w:rFonts w:ascii="Arial" w:cs="Arial" w:eastAsia="Arial" w:hAnsi="Arial"/>
-                <w:sz w:val="20"/>
-                <w:szCs w:val="20"/>
+            <w:pPr>
+              <w:spacing w:after="80" w:before="80"/>
+            </w:pPr>
+            <w:r>
+              <w:rPr>
+                <w:rFonts w:ascii="Arial" w:cs="Arial" w:eastAsia="Arial" w:hAnsi="Arial"/>
+                <w:b/>
+                <w:bCs/>
+                <w:i w:val="false"/>
+                <w:iCs w:val="false"/>
+                <w:color w:val="000000"/>
+                <w:sz w:val="22"/>
+                <w:szCs w:val="22"/>
               </w:rPr>
               <w:t xml:space="preserve">Bell Ringer / Review</w:t>
+            </w:r>
+            <w:r>
+              <w:rPr>
+                <w:rFonts w:ascii="Arial" w:cs="Arial" w:eastAsia="Arial" w:hAnsi="Arial"/>
+                <w:sz w:val="20"/>
+                <w:szCs w:val="20"/>
+              </w:rPr>
+              <w:br/>
+              <w:t xml:space="preserve"/>
+            </w:r>
+            <w:r>
+              <w:rPr>
+                <w:rFonts w:ascii="Arial" w:cs="Arial" w:eastAsia="Arial" w:hAnsi="Arial"/>
+                <w:sz w:val="20"/>
+                <w:szCs w:val="20"/>
+              </w:rPr>
+              <w:br/>
+              <w:t xml:space="preserve"/>
+            </w:r>
+            <w:r>
+              <w:rPr>
+                <w:rFonts w:ascii="Arial" w:cs="Arial" w:eastAsia="Arial" w:hAnsi="Arial"/>
+                <w:b/>
+                <w:bCs/>
+                <w:i w:val="false"/>
+                <w:iCs w:val="false"/>
+                <w:color w:val="000000"/>
+                <w:sz w:val="20"/>
+                <w:szCs w:val="20"/>
+              </w:rPr>
+              <w:t xml:space="preserve">Quick Write </w:t>
+            </w:r>
+            <w:r>
+              <w:rPr>
+                <w:rFonts w:ascii="Arial" w:cs="Arial" w:eastAsia="Arial" w:hAnsi="Arial"/>
+                <w:b w:val="false"/>
+                <w:bCs w:val="false"/>
+                <w:i w:val="false"/>
+                <w:iCs w:val="false"/>
+                <w:color w:val="000000"/>
+                <w:sz w:val="20"/>
+                <w:szCs w:val="20"/>
+              </w:rPr>
+              <w:t xml:space="preserve">(3 min — written or verbal):</w:t>
+            </w:r>
+            <w:r>
+              <w:rPr>
+                <w:rFonts w:ascii="Arial" w:cs="Arial" w:eastAsia="Arial" w:hAnsi="Arial"/>
+                <w:sz w:val="20"/>
+                <w:szCs w:val="20"/>
+              </w:rPr>
+              <w:br/>
+              <w:t xml:space="preserve"/>
+            </w:r>
+            <w:r>
+              <w:rPr>
+                <w:rFonts w:ascii="Arial" w:cs="Arial" w:eastAsia="Arial" w:hAnsi="Arial"/>
+                <w:b w:val="false"/>
+                <w:bCs w:val="false"/>
+                <w:i w:val="false"/>
+                <w:iCs w:val="false"/>
+                <w:color w:val="000000"/>
+                <w:sz w:val="20"/>
+                <w:szCs w:val="20"/>
+              </w:rPr>
+              <w:t xml:space="preserve">    In your own words: Plan and document function signatures (name, parameters, return values) before implementing them?</w:t>
+            </w:r>
+            <w:r>
+              <w:rPr>
+                <w:rFonts w:ascii="Arial" w:cs="Arial" w:eastAsia="Arial" w:hAnsi="Arial"/>
+                <w:sz w:val="20"/>
+                <w:szCs w:val="20"/>
+              </w:rPr>
+              <w:br/>
+              <w:t xml:space="preserve"/>
+            </w:r>
+            <w:r>
+              <w:rPr>
+                <w:rFonts w:ascii="Arial" w:cs="Arial" w:eastAsia="Arial" w:hAnsi="Arial"/>
+                <w:sz w:val="20"/>
+                <w:szCs w:val="20"/>
+              </w:rPr>
+              <w:br/>
+              <w:t xml:space="preserve"/>
+            </w:r>
+            <w:r>
+              <w:rPr>
+                <w:rFonts w:ascii="Arial" w:cs="Arial" w:eastAsia="Arial" w:hAnsi="Arial"/>
+                <w:b/>
+                <w:bCs/>
+                <w:i w:val="false"/>
+                <w:iCs w:val="false"/>
+                <w:color w:val="000000"/>
+                <w:sz w:val="20"/>
+                <w:szCs w:val="20"/>
+              </w:rPr>
+              <w:t xml:space="preserve">Vocabulary Preview — </w:t>
+            </w:r>
+            <w:r>
+              <w:rPr>
+                <w:rFonts w:ascii="Arial" w:cs="Arial" w:eastAsia="Arial" w:hAnsi="Arial"/>
+                <w:b w:val="false"/>
+                <w:bCs w:val="false"/>
+                <w:i w:val="false"/>
+                <w:iCs w:val="false"/>
+                <w:color w:val="000000"/>
+                <w:sz w:val="20"/>
+                <w:szCs w:val="20"/>
+              </w:rPr>
+              <w:t xml:space="preserve">terms we'll use today:</w:t>
+            </w:r>
+            <w:r>
+              <w:rPr>
+                <w:rFonts w:ascii="Arial" w:cs="Arial" w:eastAsia="Arial" w:hAnsi="Arial"/>
+                <w:sz w:val="20"/>
+                <w:szCs w:val="20"/>
+              </w:rPr>
+              <w:br/>
+              <w:t xml:space="preserve"/>
+            </w:r>
+            <w:r>
+              <w:rPr>
+                <w:rFonts w:ascii="Arial" w:cs="Arial" w:eastAsia="Arial" w:hAnsi="Arial"/>
+                <w:b w:val="false"/>
+                <w:bCs w:val="false"/>
+                <w:i w:val="false"/>
+                <w:iCs w:val="false"/>
+                <w:color w:val="000000"/>
+                <w:sz w:val="20"/>
+                <w:szCs w:val="20"/>
+              </w:rPr>
+              <w:t xml:space="preserve">    • function signature   •   Name   •   Parameters   •   Return value   •   Docstring   •   Single Responsibility</w:t>
+            </w:r>
+            <w:r>
+              <w:rPr>
+                <w:rFonts w:ascii="Arial" w:cs="Arial" w:eastAsia="Arial" w:hAnsi="Arial"/>
+                <w:sz w:val="20"/>
+                <w:szCs w:val="20"/>
+              </w:rPr>
+              <w:br/>
+              <w:t xml:space="preserve"/>
+            </w:r>
+            <w:r>
+              <w:rPr>
+                <w:rFonts w:ascii="Arial" w:cs="Arial" w:eastAsia="Arial" w:hAnsi="Arial"/>
+                <w:sz w:val="20"/>
+                <w:szCs w:val="20"/>
+              </w:rPr>
+              <w:br/>
+              <w:t xml:space="preserve"/>
+            </w:r>
+            <w:r>
+              <w:rPr>
+                <w:rFonts w:ascii="Arial" w:cs="Arial" w:eastAsia="Arial" w:hAnsi="Arial"/>
+                <w:b w:val="false"/>
+                <w:bCs w:val="false"/>
+                <w:i/>
+                <w:iCs/>
+                <w:color w:val="444444"/>
+                <w:sz w:val="20"/>
+                <w:szCs w:val="20"/>
+              </w:rPr>
+              <w:t xml:space="preserve">Today's Goal: By the end of class you will be able to plan and document function signatures (name, parameters, return values) before implementing them.</w:t>
+            </w:r>
+            <w:r>
+              <w:rPr>
+                <w:rFonts w:ascii="Arial" w:cs="Arial" w:eastAsia="Arial" w:hAnsi="Arial"/>
+                <w:sz w:val="20"/>
+                <w:szCs w:val="20"/>
+              </w:rPr>
+              <w:br/>
+              <w:t xml:space="preserve"/>
+            </w:r>
+            <w:r>
+              <w:rPr>
+                <w:rFonts w:ascii="Arial" w:cs="Arial" w:eastAsia="Arial" w:hAnsi="Arial"/>
+                <w:b w:val="false"/>
+                <w:bCs w:val="false"/>
+                <w:i/>
+                <w:iCs/>
+                <w:color w:val="555555"/>
+                <w:sz w:val="20"/>
+                <w:szCs w:val="20"/>
+              </w:rPr>
+              <w:t xml:space="preserve">→ Pair-share your response, then 2–3 students share with the class.</w:t>
             </w:r>
           </w:p>
         </w:tc>
@@ -319,9 +515,9 @@
               <w:right w:val="single" w:color="CCCCCC" w:sz="1"/>
             </w:tcBorders>
             <w:tcMar>
-              <w:top w:type="dxa" w:w="60"/>
+              <w:top w:type="dxa" w:w="80"/>
               <w:left w:type="dxa" w:w="120"/>
-              <w:bottom w:type="dxa" w:w="60"/>
+              <w:bottom w:type="dxa" w:w="80"/>
               <w:right w:type="dxa" w:w="120"/>
             </w:tcMar>
           </w:tcPr>
@@ -348,20 +544,468 @@
               <w:right w:val="single" w:color="CCCCCC" w:sz="1"/>
             </w:tcBorders>
             <w:tcMar>
-              <w:top w:type="dxa" w:w="60"/>
+              <w:top w:type="dxa" w:w="80"/>
               <w:left w:type="dxa" w:w="120"/>
-              <w:bottom w:type="dxa" w:w="60"/>
+              <w:bottom w:type="dxa" w:w="80"/>
               <w:right w:type="dxa" w:w="120"/>
             </w:tcMar>
           </w:tcPr>
           <w:p>
-            <w:r>
-              <w:rPr>
-                <w:rFonts w:ascii="Arial" w:cs="Arial" w:eastAsia="Arial" w:hAnsi="Arial"/>
-                <w:sz w:val="20"/>
-                <w:szCs w:val="20"/>
-              </w:rPr>
-              <w:t xml:space="preserve">Mini Lesson: Function Design — Planning Function Signatures</w:t>
+            <w:pPr>
+              <w:spacing w:after="80" w:before="80"/>
+            </w:pPr>
+            <w:r>
+              <w:rPr>
+                <w:rFonts w:ascii="Arial" w:cs="Arial" w:eastAsia="Arial" w:hAnsi="Arial"/>
+                <w:b/>
+                <w:bCs/>
+                <w:i w:val="false"/>
+                <w:iCs w:val="false"/>
+                <w:color w:val="000000"/>
+                <w:sz w:val="22"/>
+                <w:szCs w:val="22"/>
+              </w:rPr>
+              <w:t xml:space="preserve">Mini Lesson: </w:t>
+            </w:r>
+            <w:r>
+              <w:rPr>
+                <w:rFonts w:ascii="Arial" w:cs="Arial" w:eastAsia="Arial" w:hAnsi="Arial"/>
+                <w:b w:val="false"/>
+                <w:bCs w:val="false"/>
+                <w:i w:val="false"/>
+                <w:iCs w:val="false"/>
+                <w:color w:val="000000"/>
+                <w:sz w:val="22"/>
+                <w:szCs w:val="22"/>
+              </w:rPr>
+              <w:t xml:space="preserve">Function Design — Planning Function Signatures</w:t>
+            </w:r>
+            <w:r>
+              <w:rPr>
+                <w:rFonts w:ascii="Arial" w:cs="Arial" w:eastAsia="Arial" w:hAnsi="Arial"/>
+                <w:sz w:val="20"/>
+                <w:szCs w:val="20"/>
+              </w:rPr>
+              <w:br/>
+              <w:t xml:space="preserve"/>
+            </w:r>
+            <w:r>
+              <w:rPr>
+                <w:rFonts w:ascii="Arial" w:cs="Arial" w:eastAsia="Arial" w:hAnsi="Arial"/>
+                <w:sz w:val="20"/>
+                <w:szCs w:val="20"/>
+              </w:rPr>
+              <w:br/>
+              <w:t xml:space="preserve"/>
+            </w:r>
+            <w:r>
+              <w:rPr>
+                <w:rFonts w:ascii="Arial" w:cs="Arial" w:eastAsia="Arial" w:hAnsi="Arial"/>
+                <w:b/>
+                <w:bCs/>
+                <w:i/>
+                <w:iCs/>
+                <w:color w:val="000000"/>
+                <w:sz w:val="20"/>
+                <w:szCs w:val="20"/>
+              </w:rPr>
+              <w:t xml:space="preserve">Learning Target: </w:t>
+            </w:r>
+            <w:r>
+              <w:rPr>
+                <w:rFonts w:ascii="Arial" w:cs="Arial" w:eastAsia="Arial" w:hAnsi="Arial"/>
+                <w:b w:val="false"/>
+                <w:bCs w:val="false"/>
+                <w:i/>
+                <w:iCs/>
+                <w:color w:val="333333"/>
+                <w:sz w:val="20"/>
+                <w:szCs w:val="20"/>
+              </w:rPr>
+              <w:t xml:space="preserve">I can plan and document function signatures (name, parameters, return values) before implementing them.</w:t>
+            </w:r>
+            <w:r>
+              <w:rPr>
+                <w:rFonts w:ascii="Arial" w:cs="Arial" w:eastAsia="Arial" w:hAnsi="Arial"/>
+                <w:sz w:val="20"/>
+                <w:szCs w:val="20"/>
+              </w:rPr>
+              <w:br/>
+              <w:t xml:space="preserve"/>
+            </w:r>
+            <w:r>
+              <w:rPr>
+                <w:rFonts w:ascii="Arial" w:cs="Arial" w:eastAsia="Arial" w:hAnsi="Arial"/>
+                <w:sz w:val="20"/>
+                <w:szCs w:val="20"/>
+              </w:rPr>
+              <w:br/>
+              <w:t xml:space="preserve"/>
+            </w:r>
+            <w:r>
+              <w:rPr>
+                <w:rFonts w:ascii="Arial" w:cs="Arial" w:eastAsia="Arial" w:hAnsi="Arial"/>
+                <w:b w:val="false"/>
+                <w:bCs w:val="false"/>
+                <w:i w:val="false"/>
+                <w:iCs w:val="false"/>
+                <w:color w:val="000000"/>
+                <w:sz w:val="20"/>
+                <w:szCs w:val="20"/>
+              </w:rPr>
+              <w:t xml:space="preserve">A function signature is its "contract":</w:t>
+            </w:r>
+            <w:r>
+              <w:rPr>
+                <w:rFonts w:ascii="Arial" w:cs="Arial" w:eastAsia="Arial" w:hAnsi="Arial"/>
+                <w:sz w:val="20"/>
+                <w:szCs w:val="20"/>
+              </w:rPr>
+              <w:br/>
+              <w:t xml:space="preserve"/>
+            </w:r>
+            <w:r>
+              <w:rPr>
+                <w:rFonts w:ascii="Arial" w:cs="Arial" w:eastAsia="Arial" w:hAnsi="Arial"/>
+                <w:b w:val="false"/>
+                <w:bCs w:val="false"/>
+                <w:i w:val="false"/>
+                <w:iCs w:val="false"/>
+                <w:color w:val="000000"/>
+                <w:sz w:val="20"/>
+                <w:szCs w:val="20"/>
+              </w:rPr>
+              <w:t xml:space="preserve">Single Responsibility: Each function does one thing</w:t>
+            </w:r>
+            <w:r>
+              <w:rPr>
+                <w:rFonts w:ascii="Arial" w:cs="Arial" w:eastAsia="Arial" w:hAnsi="Arial"/>
+                <w:sz w:val="20"/>
+                <w:szCs w:val="20"/>
+              </w:rPr>
+              <w:br/>
+              <w:t xml:space="preserve"/>
+            </w:r>
+            <w:r>
+              <w:rPr>
+                <w:rFonts w:ascii="Arial" w:cs="Arial" w:eastAsia="Arial" w:hAnsi="Arial"/>
+                <w:sz w:val="20"/>
+                <w:szCs w:val="20"/>
+              </w:rPr>
+              <w:br/>
+              <w:t xml:space="preserve"/>
+            </w:r>
+            <w:r>
+              <w:rPr>
+                <w:rFonts w:ascii="Arial" w:cs="Arial" w:eastAsia="Arial" w:hAnsi="Arial"/>
+                <w:b/>
+                <w:bCs/>
+                <w:i w:val="false"/>
+                <w:iCs w:val="false"/>
+                <w:color w:val="000000"/>
+                <w:sz w:val="20"/>
+                <w:szCs w:val="20"/>
+              </w:rPr>
+              <w:t xml:space="preserve">Key Concepts:</w:t>
+            </w:r>
+            <w:r>
+              <w:rPr>
+                <w:rFonts w:ascii="Arial" w:cs="Arial" w:eastAsia="Arial" w:hAnsi="Arial"/>
+                <w:sz w:val="20"/>
+                <w:szCs w:val="20"/>
+              </w:rPr>
+              <w:br/>
+              <w:t xml:space="preserve"/>
+            </w:r>
+            <w:r>
+              <w:rPr>
+                <w:rFonts w:ascii="Arial" w:cs="Arial" w:eastAsia="Arial" w:hAnsi="Arial"/>
+                <w:b w:val="false"/>
+                <w:bCs w:val="false"/>
+                <w:i w:val="false"/>
+                <w:iCs w:val="false"/>
+                <w:color w:val="000000"/>
+                <w:sz w:val="20"/>
+                <w:szCs w:val="20"/>
+              </w:rPr>
+              <w:t xml:space="preserve">    • Name: What does it do?</w:t>
+            </w:r>
+            <w:r>
+              <w:rPr>
+                <w:rFonts w:ascii="Arial" w:cs="Arial" w:eastAsia="Arial" w:hAnsi="Arial"/>
+                <w:sz w:val="20"/>
+                <w:szCs w:val="20"/>
+              </w:rPr>
+              <w:br/>
+              <w:t xml:space="preserve"/>
+            </w:r>
+            <w:r>
+              <w:rPr>
+                <w:rFonts w:ascii="Arial" w:cs="Arial" w:eastAsia="Arial" w:hAnsi="Arial"/>
+                <w:b w:val="false"/>
+                <w:bCs w:val="false"/>
+                <w:i w:val="false"/>
+                <w:iCs w:val="false"/>
+                <w:color w:val="000000"/>
+                <w:sz w:val="20"/>
+                <w:szCs w:val="20"/>
+              </w:rPr>
+              <w:t xml:space="preserve">    • Parameters: What data does it need?</w:t>
+            </w:r>
+            <w:r>
+              <w:rPr>
+                <w:rFonts w:ascii="Arial" w:cs="Arial" w:eastAsia="Arial" w:hAnsi="Arial"/>
+                <w:sz w:val="20"/>
+                <w:szCs w:val="20"/>
+              </w:rPr>
+              <w:br/>
+              <w:t xml:space="preserve"/>
+            </w:r>
+            <w:r>
+              <w:rPr>
+                <w:rFonts w:ascii="Arial" w:cs="Arial" w:eastAsia="Arial" w:hAnsi="Arial"/>
+                <w:b w:val="false"/>
+                <w:bCs w:val="false"/>
+                <w:i w:val="false"/>
+                <w:iCs w:val="false"/>
+                <w:color w:val="000000"/>
+                <w:sz w:val="20"/>
+                <w:szCs w:val="20"/>
+              </w:rPr>
+              <w:t xml:space="preserve">    • Return value: What does it produce?</w:t>
+            </w:r>
+            <w:r>
+              <w:rPr>
+                <w:rFonts w:ascii="Arial" w:cs="Arial" w:eastAsia="Arial" w:hAnsi="Arial"/>
+                <w:sz w:val="20"/>
+                <w:szCs w:val="20"/>
+              </w:rPr>
+              <w:br/>
+              <w:t xml:space="preserve"/>
+            </w:r>
+            <w:r>
+              <w:rPr>
+                <w:rFonts w:ascii="Arial" w:cs="Arial" w:eastAsia="Arial" w:hAnsi="Arial"/>
+                <w:b w:val="false"/>
+                <w:bCs w:val="false"/>
+                <w:i w:val="false"/>
+                <w:iCs w:val="false"/>
+                <w:color w:val="000000"/>
+                <w:sz w:val="20"/>
+                <w:szCs w:val="20"/>
+              </w:rPr>
+              <w:t xml:space="preserve">    • Docstring: What does it do?</w:t>
+            </w:r>
+            <w:r>
+              <w:rPr>
+                <w:rFonts w:ascii="Arial" w:cs="Arial" w:eastAsia="Arial" w:hAnsi="Arial"/>
+                <w:sz w:val="20"/>
+                <w:szCs w:val="20"/>
+              </w:rPr>
+              <w:br/>
+              <w:t xml:space="preserve"/>
+            </w:r>
+            <w:r>
+              <w:rPr>
+                <w:rFonts w:ascii="Arial" w:cs="Arial" w:eastAsia="Arial" w:hAnsi="Arial"/>
+                <w:b w:val="false"/>
+                <w:bCs w:val="false"/>
+                <w:i w:val="false"/>
+                <w:iCs w:val="false"/>
+                <w:color w:val="000000"/>
+                <w:sz w:val="20"/>
+                <w:szCs w:val="20"/>
+              </w:rPr>
+              <w:t xml:space="preserve">    • get_scores() — gets input</w:t>
+            </w:r>
+            <w:r>
+              <w:rPr>
+                <w:rFonts w:ascii="Arial" w:cs="Arial" w:eastAsia="Arial" w:hAnsi="Arial"/>
+                <w:sz w:val="20"/>
+                <w:szCs w:val="20"/>
+              </w:rPr>
+              <w:br/>
+              <w:t xml:space="preserve"/>
+            </w:r>
+            <w:r>
+              <w:rPr>
+                <w:rFonts w:ascii="Arial" w:cs="Arial" w:eastAsia="Arial" w:hAnsi="Arial"/>
+                <w:b w:val="false"/>
+                <w:bCs w:val="false"/>
+                <w:i w:val="false"/>
+                <w:iCs w:val="false"/>
+                <w:color w:val="000000"/>
+                <w:sz w:val="20"/>
+                <w:szCs w:val="20"/>
+              </w:rPr>
+              <w:t xml:space="preserve">    • validate_score(score) — validates one score</w:t>
+            </w:r>
+            <w:r>
+              <w:rPr>
+                <w:rFonts w:ascii="Arial" w:cs="Arial" w:eastAsia="Arial" w:hAnsi="Arial"/>
+                <w:sz w:val="20"/>
+                <w:szCs w:val="20"/>
+              </w:rPr>
+              <w:br/>
+              <w:t xml:space="preserve"/>
+            </w:r>
+            <w:r>
+              <w:rPr>
+                <w:rFonts w:ascii="Arial" w:cs="Arial" w:eastAsia="Arial" w:hAnsi="Arial"/>
+                <w:b w:val="false"/>
+                <w:bCs w:val="false"/>
+                <w:i w:val="false"/>
+                <w:iCs w:val="false"/>
+                <w:color w:val="000000"/>
+                <w:sz w:val="20"/>
+                <w:szCs w:val="20"/>
+              </w:rPr>
+              <w:t xml:space="preserve">    • calculate_average(scores) — calculates stats</w:t>
+            </w:r>
+            <w:r>
+              <w:rPr>
+                <w:rFonts w:ascii="Arial" w:cs="Arial" w:eastAsia="Arial" w:hAnsi="Arial"/>
+                <w:sz w:val="20"/>
+                <w:szCs w:val="20"/>
+              </w:rPr>
+              <w:br/>
+              <w:t xml:space="preserve"/>
+            </w:r>
+            <w:r>
+              <w:rPr>
+                <w:rFonts w:ascii="Arial" w:cs="Arial" w:eastAsia="Arial" w:hAnsi="Arial"/>
+                <w:b w:val="false"/>
+                <w:bCs w:val="false"/>
+                <w:i w:val="false"/>
+                <w:iCs w:val="false"/>
+                <w:color w:val="000000"/>
+                <w:sz w:val="20"/>
+                <w:szCs w:val="20"/>
+              </w:rPr>
+              <w:t xml:space="preserve">    • assign_grade(average) — converts to letter</w:t>
+            </w:r>
+            <w:r>
+              <w:rPr>
+                <w:rFonts w:ascii="Arial" w:cs="Arial" w:eastAsia="Arial" w:hAnsi="Arial"/>
+                <w:sz w:val="20"/>
+                <w:szCs w:val="20"/>
+              </w:rPr>
+              <w:br/>
+              <w:t xml:space="preserve"/>
+            </w:r>
+            <w:r>
+              <w:rPr>
+                <w:rFonts w:ascii="Arial" w:cs="Arial" w:eastAsia="Arial" w:hAnsi="Arial"/>
+                <w:sz w:val="20"/>
+                <w:szCs w:val="20"/>
+              </w:rPr>
+              <w:br/>
+              <w:t xml:space="preserve"/>
+            </w:r>
+            <w:r>
+              <w:rPr>
+                <w:rFonts w:ascii="Arial" w:cs="Arial" w:eastAsia="Arial" w:hAnsi="Arial"/>
+                <w:b/>
+                <w:bCs/>
+                <w:i w:val="false"/>
+                <w:iCs w:val="false"/>
+                <w:color w:val="000000"/>
+                <w:sz w:val="20"/>
+                <w:szCs w:val="20"/>
+              </w:rPr>
+              <w:t xml:space="preserve">Vocabulary: </w:t>
+            </w:r>
+            <w:r>
+              <w:rPr>
+                <w:rFonts w:ascii="Arial" w:cs="Arial" w:eastAsia="Arial" w:hAnsi="Arial"/>
+                <w:b w:val="false"/>
+                <w:bCs w:val="false"/>
+                <w:i w:val="false"/>
+                <w:iCs w:val="false"/>
+                <w:color w:val="000000"/>
+                <w:sz w:val="20"/>
+                <w:szCs w:val="20"/>
+              </w:rPr>
+              <w:t xml:space="preserve">function signature, Name, Parameters, Return value, Docstring, Single Responsibility</w:t>
+            </w:r>
+            <w:r>
+              <w:rPr>
+                <w:rFonts w:ascii="Arial" w:cs="Arial" w:eastAsia="Arial" w:hAnsi="Arial"/>
+                <w:sz w:val="20"/>
+                <w:szCs w:val="20"/>
+              </w:rPr>
+              <w:br/>
+              <w:t xml:space="preserve"/>
+            </w:r>
+            <w:r>
+              <w:rPr>
+                <w:rFonts w:ascii="Arial" w:cs="Arial" w:eastAsia="Arial" w:hAnsi="Arial"/>
+                <w:sz w:val="20"/>
+                <w:szCs w:val="20"/>
+              </w:rPr>
+              <w:br/>
+              <w:t xml:space="preserve"/>
+            </w:r>
+            <w:r>
+              <w:rPr>
+                <w:rFonts w:ascii="Arial" w:cs="Arial" w:eastAsia="Arial" w:hAnsi="Arial"/>
+                <w:b/>
+                <w:bCs/>
+                <w:i/>
+                <w:iCs/>
+                <w:color w:val="555555"/>
+                <w:sz w:val="20"/>
+                <w:szCs w:val="20"/>
+              </w:rPr>
+              <w:t xml:space="preserve">→ Live Demo — </w:t>
+            </w:r>
+            <w:r>
+              <w:rPr>
+                <w:rFonts w:ascii="Arial" w:cs="Arial" w:eastAsia="Arial" w:hAnsi="Arial"/>
+                <w:b w:val="false"/>
+                <w:bCs w:val="false"/>
+                <w:i/>
+                <w:iCs/>
+                <w:color w:val="555555"/>
+                <w:sz w:val="20"/>
+                <w:szCs w:val="20"/>
+              </w:rPr>
+              <w:t xml:space="preserve">type examples as students follow along in their own editor.</w:t>
+            </w:r>
+            <w:r>
+              <w:rPr>
+                <w:rFonts w:ascii="Arial" w:cs="Arial" w:eastAsia="Arial" w:hAnsi="Arial"/>
+                <w:sz w:val="20"/>
+                <w:szCs w:val="20"/>
+              </w:rPr>
+              <w:br/>
+              <w:t xml:space="preserve"/>
+            </w:r>
+            <w:r>
+              <w:rPr>
+                <w:rFonts w:ascii="Arial" w:cs="Arial" w:eastAsia="Arial" w:hAnsi="Arial"/>
+                <w:b/>
+                <w:bCs/>
+                <w:i/>
+                <w:iCs/>
+                <w:color w:val="555555"/>
+                <w:sz w:val="20"/>
+                <w:szCs w:val="20"/>
+              </w:rPr>
+              <w:t xml:space="preserve">→ Check for Understanding: </w:t>
+            </w:r>
+            <w:r>
+              <w:rPr>
+                <w:rFonts w:ascii="Arial" w:cs="Arial" w:eastAsia="Arial" w:hAnsi="Arial"/>
+                <w:b w:val="false"/>
+                <w:bCs w:val="false"/>
+                <w:i/>
+                <w:iCs/>
+                <w:color w:val="555555"/>
+                <w:sz w:val="20"/>
+                <w:szCs w:val="20"/>
+              </w:rPr>
+              <w:t xml:space="preserve">pause and cold-call: “Can someone explain what we just did in their own words?”</w:t>
             </w:r>
           </w:p>
         </w:tc>
@@ -377,9 +1021,9 @@
               <w:right w:val="single" w:color="CCCCCC" w:sz="1"/>
             </w:tcBorders>
             <w:tcMar>
-              <w:top w:type="dxa" w:w="60"/>
+              <w:top w:type="dxa" w:w="80"/>
               <w:left w:type="dxa" w:w="120"/>
-              <w:bottom w:type="dxa" w:w="60"/>
+              <w:bottom w:type="dxa" w:w="80"/>
               <w:right w:type="dxa" w:w="120"/>
             </w:tcMar>
           </w:tcPr>
@@ -406,20 +1050,90 @@
               <w:right w:val="single" w:color="CCCCCC" w:sz="1"/>
             </w:tcBorders>
             <w:tcMar>
-              <w:top w:type="dxa" w:w="60"/>
+              <w:top w:type="dxa" w:w="80"/>
               <w:left w:type="dxa" w:w="120"/>
-              <w:bottom w:type="dxa" w:w="60"/>
+              <w:bottom w:type="dxa" w:w="80"/>
               <w:right w:type="dxa" w:w="120"/>
             </w:tcMar>
           </w:tcPr>
           <w:p>
-            <w:r>
-              <w:rPr>
-                <w:rFonts w:ascii="Arial" w:cs="Arial" w:eastAsia="Arial" w:hAnsi="Arial"/>
-                <w:sz w:val="20"/>
-                <w:szCs w:val="20"/>
+            <w:pPr>
+              <w:spacing w:after="80" w:before="80"/>
+            </w:pPr>
+            <w:r>
+              <w:rPr>
+                <w:rFonts w:ascii="Arial" w:cs="Arial" w:eastAsia="Arial" w:hAnsi="Arial"/>
+                <w:b/>
+                <w:bCs/>
+                <w:i w:val="false"/>
+                <w:iCs w:val="false"/>
+                <w:color w:val="000000"/>
+                <w:sz w:val="22"/>
+                <w:szCs w:val="22"/>
               </w:rPr>
               <w:t xml:space="preserve">Guided Practice</w:t>
+            </w:r>
+            <w:r>
+              <w:rPr>
+                <w:rFonts w:ascii="Arial" w:cs="Arial" w:eastAsia="Arial" w:hAnsi="Arial"/>
+                <w:sz w:val="20"/>
+                <w:szCs w:val="20"/>
+              </w:rPr>
+              <w:br/>
+              <w:t xml:space="preserve"/>
+            </w:r>
+            <w:r>
+              <w:rPr>
+                <w:rFonts w:ascii="Arial" w:cs="Arial" w:eastAsia="Arial" w:hAnsi="Arial"/>
+                <w:sz w:val="20"/>
+                <w:szCs w:val="20"/>
+              </w:rPr>
+              <w:br/>
+              <w:t xml:space="preserve"/>
+            </w:r>
+            <w:r>
+              <w:rPr>
+                <w:rFonts w:ascii="Arial" w:cs="Arial" w:eastAsia="Arial" w:hAnsi="Arial"/>
+                <w:b w:val="false"/>
+                <w:bCs w:val="false"/>
+                <w:i w:val="false"/>
+                <w:iCs w:val="false"/>
+                <w:color w:val="000000"/>
+                <w:sz w:val="20"/>
+                <w:szCs w:val="20"/>
+              </w:rPr>
+              <w:t xml:space="preserve">Step 1: List All Functions (10 min)</w:t>
+            </w:r>
+            <w:r>
+              <w:rPr>
+                <w:rFonts w:ascii="Arial" w:cs="Arial" w:eastAsia="Arial" w:hAnsi="Arial"/>
+                <w:sz w:val="20"/>
+                <w:szCs w:val="20"/>
+              </w:rPr>
+              <w:br/>
+              <w:t xml:space="preserve"/>
+            </w:r>
+            <w:r>
+              <w:rPr>
+                <w:rFonts w:ascii="Arial" w:cs="Arial" w:eastAsia="Arial" w:hAnsi="Arial"/>
+                <w:sz w:val="20"/>
+                <w:szCs w:val="20"/>
+              </w:rPr>
+              <w:br/>
+              <w:t xml:space="preserve"/>
+            </w:r>
+            <w:r>
+              <w:rPr>
+                <w:rFonts w:ascii="Arial" w:cs="Arial" w:eastAsia="Arial" w:hAnsi="Arial"/>
+                <w:b w:val="false"/>
+                <w:bCs w:val="false"/>
+                <w:i/>
+                <w:iCs/>
+                <w:color w:val="555555"/>
+                <w:sz w:val="20"/>
+                <w:szCs w:val="20"/>
+              </w:rPr>
+              <w:t xml:space="preserve">→ Teacher models — students try alongside, then compare results.</w:t>
             </w:r>
           </w:p>
         </w:tc>
@@ -435,9 +1149,9 @@
               <w:right w:val="single" w:color="CCCCCC" w:sz="1"/>
             </w:tcBorders>
             <w:tcMar>
-              <w:top w:type="dxa" w:w="60"/>
+              <w:top w:type="dxa" w:w="80"/>
               <w:left w:type="dxa" w:w="120"/>
-              <w:bottom w:type="dxa" w:w="60"/>
+              <w:bottom w:type="dxa" w:w="80"/>
               <w:right w:type="dxa" w:w="120"/>
             </w:tcMar>
           </w:tcPr>
@@ -450,7 +1164,7 @@
                 <w:sz w:val="20"/>
                 <w:szCs w:val="20"/>
               </w:rPr>
-              <w:t xml:space="preserve">15-20 min</w:t>
+              <w:t xml:space="preserve">15–20 min</w:t>
             </w:r>
           </w:p>
         </w:tc>
@@ -464,20 +1178,164 @@
               <w:right w:val="single" w:color="CCCCCC" w:sz="1"/>
             </w:tcBorders>
             <w:tcMar>
-              <w:top w:type="dxa" w:w="60"/>
+              <w:top w:type="dxa" w:w="80"/>
               <w:left w:type="dxa" w:w="120"/>
-              <w:bottom w:type="dxa" w:w="60"/>
+              <w:bottom w:type="dxa" w:w="80"/>
               <w:right w:type="dxa" w:w="120"/>
             </w:tcMar>
           </w:tcPr>
           <w:p>
-            <w:r>
-              <w:rPr>
-                <w:rFonts w:ascii="Arial" w:cs="Arial" w:eastAsia="Arial" w:hAnsi="Arial"/>
-                <w:sz w:val="20"/>
-                <w:szCs w:val="20"/>
+            <w:pPr>
+              <w:spacing w:after="80" w:before="80"/>
+            </w:pPr>
+            <w:r>
+              <w:rPr>
+                <w:rFonts w:ascii="Arial" w:cs="Arial" w:eastAsia="Arial" w:hAnsi="Arial"/>
+                <w:b/>
+                <w:bCs/>
+                <w:i w:val="false"/>
+                <w:iCs w:val="false"/>
+                <w:color w:val="000000"/>
+                <w:sz w:val="22"/>
+                <w:szCs w:val="22"/>
               </w:rPr>
               <w:t xml:space="preserve">Independent Practice / Code Along</w:t>
+            </w:r>
+            <w:r>
+              <w:rPr>
+                <w:rFonts w:ascii="Arial" w:cs="Arial" w:eastAsia="Arial" w:hAnsi="Arial"/>
+                <w:sz w:val="20"/>
+                <w:szCs w:val="20"/>
+              </w:rPr>
+              <w:br/>
+              <w:t xml:space="preserve"/>
+            </w:r>
+            <w:r>
+              <w:rPr>
+                <w:rFonts w:ascii="Arial" w:cs="Arial" w:eastAsia="Arial" w:hAnsi="Arial"/>
+                <w:b/>
+                <w:bCs/>
+                <w:i w:val="false"/>
+                <w:iCs w:val="false"/>
+                <w:color w:val="000000"/>
+                <w:sz w:val="20"/>
+                <w:szCs w:val="20"/>
+              </w:rPr>
+              <w:t xml:space="preserve">    Beginner: </w:t>
+            </w:r>
+            <w:r>
+              <w:rPr>
+                <w:rFonts w:ascii="Arial" w:cs="Arial" w:eastAsia="Arial" w:hAnsi="Arial"/>
+                <w:b w:val="false"/>
+                <w:bCs w:val="false"/>
+                <w:i w:val="false"/>
+                <w:iCs w:val="false"/>
+                <w:color w:val="000000"/>
+                <w:sz w:val="20"/>
+                <w:szCs w:val="20"/>
+              </w:rPr>
+              <w:t xml:space="preserve">Function Critique: Look at this function signature: What's wrong? How would you improve it?</w:t>
+            </w:r>
+            <w:r>
+              <w:rPr>
+                <w:rFonts w:ascii="Arial" w:cs="Arial" w:eastAsia="Arial" w:hAnsi="Arial"/>
+                <w:sz w:val="20"/>
+                <w:szCs w:val="20"/>
+              </w:rPr>
+              <w:br/>
+              <w:t xml:space="preserve"/>
+            </w:r>
+            <w:r>
+              <w:rPr>
+                <w:rFonts w:ascii="Arial" w:cs="Arial" w:eastAsia="Arial" w:hAnsi="Arial"/>
+                <w:b/>
+                <w:bCs/>
+                <w:i w:val="false"/>
+                <w:iCs w:val="false"/>
+                <w:color w:val="000000"/>
+                <w:sz w:val="20"/>
+                <w:szCs w:val="20"/>
+              </w:rPr>
+              <w:t xml:space="preserve">    Intermediate: </w:t>
+            </w:r>
+            <w:r>
+              <w:rPr>
+                <w:rFonts w:ascii="Arial" w:cs="Arial" w:eastAsia="Arial" w:hAnsi="Arial"/>
+                <w:b w:val="false"/>
+                <w:bCs w:val="false"/>
+                <w:i w:val="false"/>
+                <w:iCs w:val="false"/>
+                <w:color w:val="000000"/>
+                <w:sz w:val="20"/>
+                <w:szCs w:val="20"/>
+              </w:rPr>
+              <w:t xml:space="preserve">Signature Design: Design a function that removes a task from a todo list. Name it clearly, decide parameters and return value. Write the doc…</w:t>
+            </w:r>
+            <w:r>
+              <w:rPr>
+                <w:rFonts w:ascii="Arial" w:cs="Arial" w:eastAsia="Arial" w:hAnsi="Arial"/>
+                <w:sz w:val="20"/>
+                <w:szCs w:val="20"/>
+              </w:rPr>
+              <w:br/>
+              <w:t xml:space="preserve"/>
+            </w:r>
+            <w:r>
+              <w:rPr>
+                <w:rFonts w:ascii="Arial" w:cs="Arial" w:eastAsia="Arial" w:hAnsi="Arial"/>
+                <w:b/>
+                <w:bCs/>
+                <w:i w:val="false"/>
+                <w:iCs w:val="false"/>
+                <w:color w:val="000000"/>
+                <w:sz w:val="20"/>
+                <w:szCs w:val="20"/>
+              </w:rPr>
+              <w:t xml:space="preserve">    Challenge: </w:t>
+            </w:r>
+            <w:r>
+              <w:rPr>
+                <w:rFonts w:ascii="Arial" w:cs="Arial" w:eastAsia="Arial" w:hAnsi="Arial"/>
+                <w:b w:val="false"/>
+                <w:bCs w:val="false"/>
+                <w:i w:val="false"/>
+                <w:iCs w:val="false"/>
+                <w:color w:val="000000"/>
+                <w:sz w:val="20"/>
+                <w:szCs w:val="20"/>
+              </w:rPr>
+              <w:t xml:space="preserve">Dependencies: In your project, which functions must exist before others can be tested? Create a dependency diagram (A depends on B, etc.). -…</w:t>
+            </w:r>
+            <w:r>
+              <w:rPr>
+                <w:rFonts w:ascii="Arial" w:cs="Arial" w:eastAsia="Arial" w:hAnsi="Arial"/>
+                <w:sz w:val="20"/>
+                <w:szCs w:val="20"/>
+              </w:rPr>
+              <w:br/>
+              <w:t xml:space="preserve"/>
+            </w:r>
+            <w:r>
+              <w:rPr>
+                <w:rFonts w:ascii="Arial" w:cs="Arial" w:eastAsia="Arial" w:hAnsi="Arial"/>
+                <w:sz w:val="20"/>
+                <w:szCs w:val="20"/>
+              </w:rPr>
+              <w:br/>
+              <w:t xml:space="preserve"/>
+            </w:r>
+            <w:r>
+              <w:rPr>
+                <w:rFonts w:ascii="Arial" w:cs="Arial" w:eastAsia="Arial" w:hAnsi="Arial"/>
+                <w:b w:val="false"/>
+                <w:bCs w:val="false"/>
+                <w:i/>
+                <w:iCs/>
+                <w:color w:val="555555"/>
+                <w:sz w:val="20"/>
+                <w:szCs w:val="20"/>
+              </w:rPr>
+              <w:t xml:space="preserve">→ Teacher circulates — offer hints, check for understanding.</w:t>
             </w:r>
           </w:p>
         </w:tc>
@@ -493,9 +1351,9 @@
               <w:right w:val="single" w:color="CCCCCC" w:sz="1"/>
             </w:tcBorders>
             <w:tcMar>
-              <w:top w:type="dxa" w:w="60"/>
+              <w:top w:type="dxa" w:w="80"/>
               <w:left w:type="dxa" w:w="120"/>
-              <w:bottom w:type="dxa" w:w="60"/>
+              <w:bottom w:type="dxa" w:w="80"/>
               <w:right w:type="dxa" w:w="120"/>
             </w:tcMar>
           </w:tcPr>
@@ -522,20 +1380,90 @@
               <w:right w:val="single" w:color="CCCCCC" w:sz="1"/>
             </w:tcBorders>
             <w:tcMar>
-              <w:top w:type="dxa" w:w="60"/>
+              <w:top w:type="dxa" w:w="80"/>
               <w:left w:type="dxa" w:w="120"/>
-              <w:bottom w:type="dxa" w:w="60"/>
+              <w:bottom w:type="dxa" w:w="80"/>
               <w:right w:type="dxa" w:w="120"/>
             </w:tcMar>
           </w:tcPr>
           <w:p>
-            <w:r>
-              <w:rPr>
-                <w:rFonts w:ascii="Arial" w:cs="Arial" w:eastAsia="Arial" w:hAnsi="Arial"/>
-                <w:sz w:val="20"/>
-                <w:szCs w:val="20"/>
+            <w:pPr>
+              <w:spacing w:after="80" w:before="80"/>
+            </w:pPr>
+            <w:r>
+              <w:rPr>
+                <w:rFonts w:ascii="Arial" w:cs="Arial" w:eastAsia="Arial" w:hAnsi="Arial"/>
+                <w:b/>
+                <w:bCs/>
+                <w:i w:val="false"/>
+                <w:iCs w:val="false"/>
+                <w:color w:val="000000"/>
+                <w:sz w:val="22"/>
+                <w:szCs w:val="22"/>
               </w:rPr>
               <w:t xml:space="preserve">Exit Ticket / Wrap-Up</w:t>
+            </w:r>
+            <w:r>
+              <w:rPr>
+                <w:rFonts w:ascii="Arial" w:cs="Arial" w:eastAsia="Arial" w:hAnsi="Arial"/>
+                <w:sz w:val="20"/>
+                <w:szCs w:val="20"/>
+              </w:rPr>
+              <w:br/>
+              <w:t xml:space="preserve"/>
+            </w:r>
+            <w:r>
+              <w:rPr>
+                <w:rFonts w:ascii="Arial" w:cs="Arial" w:eastAsia="Arial" w:hAnsi="Arial"/>
+                <w:sz w:val="20"/>
+                <w:szCs w:val="20"/>
+              </w:rPr>
+              <w:br/>
+              <w:t xml:space="preserve"/>
+            </w:r>
+            <w:r>
+              <w:rPr>
+                <w:rFonts w:ascii="Arial" w:cs="Arial" w:eastAsia="Arial" w:hAnsi="Arial"/>
+                <w:b w:val="false"/>
+                <w:bCs w:val="false"/>
+                <w:i w:val="false"/>
+                <w:iCs w:val="false"/>
+                <w:color w:val="000000"/>
+                <w:sz w:val="20"/>
+                <w:szCs w:val="20"/>
+              </w:rPr>
+              <w:t xml:space="preserve">Quick Check: Plan and document function signatures (name, parameters, return values) before implementing them?</w:t>
+            </w:r>
+            <w:r>
+              <w:rPr>
+                <w:rFonts w:ascii="Arial" w:cs="Arial" w:eastAsia="Arial" w:hAnsi="Arial"/>
+                <w:sz w:val="20"/>
+                <w:szCs w:val="20"/>
+              </w:rPr>
+              <w:br/>
+              <w:t xml:space="preserve"/>
+            </w:r>
+            <w:r>
+              <w:rPr>
+                <w:rFonts w:ascii="Arial" w:cs="Arial" w:eastAsia="Arial" w:hAnsi="Arial"/>
+                <w:sz w:val="20"/>
+                <w:szCs w:val="20"/>
+              </w:rPr>
+              <w:br/>
+              <w:t xml:space="preserve"/>
+            </w:r>
+            <w:r>
+              <w:rPr>
+                <w:rFonts w:ascii="Arial" w:cs="Arial" w:eastAsia="Arial" w:hAnsi="Arial"/>
+                <w:b w:val="false"/>
+                <w:bCs w:val="false"/>
+                <w:i/>
+                <w:iCs/>
+                <w:color w:val="555555"/>
+                <w:sz w:val="20"/>
+                <w:szCs w:val="20"/>
+              </w:rPr>
+              <w:t xml:space="preserve">→ 3–2–1: Name 3 things learned, 2 new vocab words, 1 question you still have.</w:t>
             </w:r>
           </w:p>
         </w:tc>
@@ -1193,33 +2121,33 @@
                 <w:sz w:val="18"/>
                 <w:szCs w:val="18"/>
               </w:rPr>
-              <w:t xml:space="preserve"># ════════════════════════════════════════════════════</w:t>
-            </w:r>
-          </w:p>
-          <w:p>
-            <w:pPr>
-              <w:spacing w:after="20"/>
-            </w:pPr>
-            <w:r>
-              <w:rPr>
-                <w:rFonts w:ascii="Courier New" w:cs="Courier New" w:eastAsia="Courier New" w:hAnsi="Courier New"/>
-                <w:sz w:val="18"/>
-                <w:szCs w:val="18"/>
-              </w:rPr>
-              <w:t xml:space="preserve"># INPUT FUNCTIONS</w:t>
-            </w:r>
-          </w:p>
-          <w:p>
-            <w:pPr>
-              <w:spacing w:after="20"/>
-            </w:pPr>
-            <w:r>
-              <w:rPr>
-                <w:rFonts w:ascii="Courier New" w:cs="Courier New" w:eastAsia="Courier New" w:hAnsi="Courier New"/>
-                <w:sz w:val="18"/>
-                <w:szCs w:val="18"/>
-              </w:rPr>
-              <w:t xml:space="preserve"># ════════════════════════════════════════════════════</w:t>
+              <w:t xml:space="preserve">def get_student_name():</w:t>
+            </w:r>
+          </w:p>
+          <w:p>
+            <w:pPr>
+              <w:spacing w:after="20"/>
+            </w:pPr>
+            <w:r>
+              <w:rPr>
+                <w:rFonts w:ascii="Courier New" w:cs="Courier New" w:eastAsia="Courier New" w:hAnsi="Courier New"/>
+                <w:sz w:val="18"/>
+                <w:szCs w:val="18"/>
+              </w:rPr>
+              <w:t xml:space="preserve">    """</w:t>
+            </w:r>
+          </w:p>
+          <w:p>
+            <w:pPr>
+              <w:spacing w:after="20"/>
+            </w:pPr>
+            <w:r>
+              <w:rPr>
+                <w:rFonts w:ascii="Courier New" w:cs="Courier New" w:eastAsia="Courier New" w:hAnsi="Courier New"/>
+                <w:sz w:val="18"/>
+                <w:szCs w:val="18"/>
+              </w:rPr>
+              <w:t xml:space="preserve">    Prompt user for a student name and validate it.</w:t>
             </w:r>
           </w:p>
           <w:p>
@@ -1245,7 +2173,20 @@
                 <w:sz w:val="18"/>
                 <w:szCs w:val="18"/>
               </w:rPr>
-              <w:t xml:space="preserve">def get_student_name():</w:t>
+              <w:t xml:space="preserve">    Returns:</w:t>
+            </w:r>
+          </w:p>
+          <w:p>
+            <w:pPr>
+              <w:spacing w:after="20"/>
+            </w:pPr>
+            <w:r>
+              <w:rPr>
+                <w:rFonts w:ascii="Courier New" w:cs="Courier New" w:eastAsia="Courier New" w:hAnsi="Courier New"/>
+                <w:sz w:val="18"/>
+                <w:szCs w:val="18"/>
+              </w:rPr>
+              <w:t xml:space="preserve">        str: A non-empty student name (stripped of whitespace)</w:t>
             </w:r>
           </w:p>
           <w:p>
@@ -1271,7 +2212,7 @@
                 <w:sz w:val="18"/>
                 <w:szCs w:val="18"/>
               </w:rPr>
-              <w:t xml:space="preserve">    Prompt user for a student name and validate it.</w:t>
+              <w:t xml:space="preserve">    pass</w:t>
             </w:r>
           </w:p>
           <w:p>
@@ -1297,6 +2238,71 @@
                 <w:sz w:val="18"/>
                 <w:szCs w:val="18"/>
               </w:rPr>
+              <w:t xml:space="preserve">def get_scores():</w:t>
+            </w:r>
+          </w:p>
+          <w:p>
+            <w:pPr>
+              <w:spacing w:after="20"/>
+            </w:pPr>
+            <w:r>
+              <w:rPr>
+                <w:rFonts w:ascii="Courier New" w:cs="Courier New" w:eastAsia="Courier New" w:hAnsi="Courier New"/>
+                <w:sz w:val="18"/>
+                <w:szCs w:val="18"/>
+              </w:rPr>
+              <w:t xml:space="preserve">    """</w:t>
+            </w:r>
+          </w:p>
+          <w:p>
+            <w:pPr>
+              <w:spacing w:after="20"/>
+            </w:pPr>
+            <w:r>
+              <w:rPr>
+                <w:rFonts w:ascii="Courier New" w:cs="Courier New" w:eastAsia="Courier New" w:hAnsi="Courier New"/>
+                <w:sz w:val="18"/>
+                <w:szCs w:val="18"/>
+              </w:rPr>
+              <w:t xml:space="preserve">    Repeatedly prompt for scores until user enters 'done'.</w:t>
+            </w:r>
+          </w:p>
+          <w:p>
+            <w:pPr>
+              <w:spacing w:after="20"/>
+            </w:pPr>
+            <w:r>
+              <w:rPr>
+                <w:rFonts w:ascii="Courier New" w:cs="Courier New" w:eastAsia="Courier New" w:hAnsi="Courier New"/>
+                <w:sz w:val="18"/>
+                <w:szCs w:val="18"/>
+              </w:rPr>
+              <w:t xml:space="preserve">    Validate each score is between 0 and 100.</w:t>
+            </w:r>
+          </w:p>
+          <w:p>
+            <w:pPr>
+              <w:spacing w:after="20"/>
+            </w:pPr>
+            <w:r>
+              <w:rPr>
+                <w:rFonts w:ascii="Courier New" w:cs="Courier New" w:eastAsia="Courier New" w:hAnsi="Courier New"/>
+                <w:sz w:val="18"/>
+                <w:szCs w:val="18"/>
+              </w:rPr>
+              <w:t xml:space="preserve"> </w:t>
+            </w:r>
+          </w:p>
+          <w:p>
+            <w:pPr>
+              <w:spacing w:after="20"/>
+            </w:pPr>
+            <w:r>
+              <w:rPr>
+                <w:rFonts w:ascii="Courier New" w:cs="Courier New" w:eastAsia="Courier New" w:hAnsi="Courier New"/>
+                <w:sz w:val="18"/>
+                <w:szCs w:val="18"/>
+              </w:rPr>
               <w:t xml:space="preserve">    Returns:</w:t>
             </w:r>
           </w:p>
@@ -1310,7 +2316,7 @@
                 <w:sz w:val="18"/>
                 <w:szCs w:val="18"/>
               </w:rPr>
-              <w:t xml:space="preserve">        str: A non-empty student name (stripped of whitespace)</w:t>
+              <w:t xml:space="preserve">        list of float: Valid scores entered by user</w:t>
             </w:r>
           </w:p>
           <w:p>
@@ -1362,7 +2368,7 @@
                 <w:sz w:val="18"/>
                 <w:szCs w:val="18"/>
               </w:rPr>
-              <w:t xml:space="preserve">def get_scores():</w:t>
+              <w:t xml:space="preserve">def get_score(prompt="Enter score: "):</w:t>
             </w:r>
           </w:p>
           <w:p>
@@ -1388,20 +2394,7 @@
                 <w:sz w:val="18"/>
                 <w:szCs w:val="18"/>
               </w:rPr>
-              <w:t xml:space="preserve">    Repeatedly prompt for scores until user enters 'done'.</w:t>
-            </w:r>
-          </w:p>
-          <w:p>
-            <w:pPr>
-              <w:spacing w:after="20"/>
-            </w:pPr>
-            <w:r>
-              <w:rPr>
-                <w:rFonts w:ascii="Courier New" w:cs="Courier New" w:eastAsia="Courier New" w:hAnsi="Courier New"/>
-                <w:sz w:val="18"/>
-                <w:szCs w:val="18"/>
-              </w:rPr>
-              <w:t xml:space="preserve">    Validate each score is between 0 and 100.</w:t>
+              <w:t xml:space="preserve">    Get a single score from user with validation.</w:t>
             </w:r>
           </w:p>
           <w:p>
@@ -1427,6 +2420,45 @@
                 <w:sz w:val="18"/>
                 <w:szCs w:val="18"/>
               </w:rPr>
+              <w:t xml:space="preserve">    Parameters:</w:t>
+            </w:r>
+          </w:p>
+          <w:p>
+            <w:pPr>
+              <w:spacing w:after="20"/>
+            </w:pPr>
+            <w:r>
+              <w:rPr>
+                <w:rFonts w:ascii="Courier New" w:cs="Courier New" w:eastAsia="Courier New" w:hAnsi="Courier New"/>
+                <w:sz w:val="18"/>
+                <w:szCs w:val="18"/>
+              </w:rPr>
+              <w:t xml:space="preserve">        prompt (str): What to ask the user</w:t>
+            </w:r>
+          </w:p>
+          <w:p>
+            <w:pPr>
+              <w:spacing w:after="20"/>
+            </w:pPr>
+            <w:r>
+              <w:rPr>
+                <w:rFonts w:ascii="Courier New" w:cs="Courier New" w:eastAsia="Courier New" w:hAnsi="Courier New"/>
+                <w:sz w:val="18"/>
+                <w:szCs w:val="18"/>
+              </w:rPr>
+              <w:t xml:space="preserve"> </w:t>
+            </w:r>
+          </w:p>
+          <w:p>
+            <w:pPr>
+              <w:spacing w:after="20"/>
+            </w:pPr>
+            <w:r>
+              <w:rPr>
+                <w:rFonts w:ascii="Courier New" w:cs="Courier New" w:eastAsia="Courier New" w:hAnsi="Courier New"/>
+                <w:sz w:val="18"/>
+                <w:szCs w:val="18"/>
+              </w:rPr>
               <w:t xml:space="preserve">    Returns:</w:t>
             </w:r>
           </w:p>
@@ -1440,7 +2472,7 @@
                 <w:sz w:val="18"/>
                 <w:szCs w:val="18"/>
               </w:rPr>
-              <w:t xml:space="preserve">        list of float: Valid scores entered by user</w:t>
+              <w:t xml:space="preserve">        float: A valid score between 0 and 100</w:t>
             </w:r>
           </w:p>
           <w:p>
@@ -1492,7 +2524,59 @@
                 <w:sz w:val="18"/>
                 <w:szCs w:val="18"/>
               </w:rPr>
-              <w:t xml:space="preserve">def get_score(prompt="Enter score: "):</w:t>
+              <w:t xml:space="preserve"> </w:t>
+            </w:r>
+          </w:p>
+          <w:p>
+            <w:pPr>
+              <w:spacing w:after="20"/>
+            </w:pPr>
+            <w:r>
+              <w:rPr>
+                <w:rFonts w:ascii="Courier New" w:cs="Courier New" w:eastAsia="Courier New" w:hAnsi="Courier New"/>
+                <w:sz w:val="18"/>
+                <w:szCs w:val="18"/>
+              </w:rPr>
+              <w:t xml:space="preserve"> </w:t>
+            </w:r>
+          </w:p>
+          <w:p>
+            <w:pPr>
+              <w:spacing w:after="20"/>
+            </w:pPr>
+            <w:r>
+              <w:rPr>
+                <w:rFonts w:ascii="Courier New" w:cs="Courier New" w:eastAsia="Courier New" w:hAnsi="Courier New"/>
+                <w:sz w:val="18"/>
+                <w:szCs w:val="18"/>
+              </w:rPr>
+              <w:t xml:space="preserve"> </w:t>
+            </w:r>
+          </w:p>
+          <w:p>
+            <w:pPr>
+              <w:spacing w:after="20"/>
+            </w:pPr>
+            <w:r>
+              <w:rPr>
+                <w:rFonts w:ascii="Courier New" w:cs="Courier New" w:eastAsia="Courier New" w:hAnsi="Courier New"/>
+                <w:sz w:val="18"/>
+                <w:szCs w:val="18"/>
+              </w:rPr>
+              <w:t xml:space="preserve"> </w:t>
+            </w:r>
+          </w:p>
+          <w:p>
+            <w:pPr>
+              <w:spacing w:after="20"/>
+            </w:pPr>
+            <w:r>
+              <w:rPr>
+                <w:rFonts w:ascii="Courier New" w:cs="Courier New" w:eastAsia="Courier New" w:hAnsi="Courier New"/>
+                <w:sz w:val="18"/>
+                <w:szCs w:val="18"/>
+              </w:rPr>
+              <w:t xml:space="preserve">def calculate_average(scores):</w:t>
             </w:r>
           </w:p>
           <w:p>
@@ -1518,7 +2602,7 @@
                 <w:sz w:val="18"/>
                 <w:szCs w:val="18"/>
               </w:rPr>
-              <w:t xml:space="preserve">    Get a single score from user with validation.</w:t>
+              <w:t xml:space="preserve">    Calculate the arithmetic mean of a list of scores.</w:t>
             </w:r>
           </w:p>
           <w:p>
@@ -1557,7 +2641,7 @@
                 <w:sz w:val="18"/>
                 <w:szCs w:val="18"/>
               </w:rPr>
-              <w:t xml:space="preserve">        prompt (str): What to ask the user</w:t>
+              <w:t xml:space="preserve">        scores (list of float): Scores to average</w:t>
             </w:r>
           </w:p>
           <w:p>
@@ -1596,7 +2680,7 @@
                 <w:sz w:val="18"/>
                 <w:szCs w:val="18"/>
               </w:rPr>
-              <w:t xml:space="preserve">        float: A valid score between 0 and 100</w:t>
+              <w:t xml:space="preserve">        float: The mean (0.0 if list is empty)</w:t>
             </w:r>
           </w:p>
           <w:p>
@@ -1648,33 +2732,33 @@
                 <w:sz w:val="18"/>
                 <w:szCs w:val="18"/>
               </w:rPr>
-              <w:t xml:space="preserve"># ════════════════════════════════════════════════════</w:t>
-            </w:r>
-          </w:p>
-          <w:p>
-            <w:pPr>
-              <w:spacing w:after="20"/>
-            </w:pPr>
-            <w:r>
-              <w:rPr>
-                <w:rFonts w:ascii="Courier New" w:cs="Courier New" w:eastAsia="Courier New" w:hAnsi="Courier New"/>
-                <w:sz w:val="18"/>
-                <w:szCs w:val="18"/>
-              </w:rPr>
-              <w:t xml:space="preserve"># CALCULATION FUNCTIONS</w:t>
-            </w:r>
-          </w:p>
-          <w:p>
-            <w:pPr>
-              <w:spacing w:after="20"/>
-            </w:pPr>
-            <w:r>
-              <w:rPr>
-                <w:rFonts w:ascii="Courier New" w:cs="Courier New" w:eastAsia="Courier New" w:hAnsi="Courier New"/>
-                <w:sz w:val="18"/>
-                <w:szCs w:val="18"/>
-              </w:rPr>
-              <w:t xml:space="preserve"># ════════════════════════════════════════════════════</w:t>
+              <w:t xml:space="preserve">def assign_letter_grade(average):</w:t>
+            </w:r>
+          </w:p>
+          <w:p>
+            <w:pPr>
+              <w:spacing w:after="20"/>
+            </w:pPr>
+            <w:r>
+              <w:rPr>
+                <w:rFonts w:ascii="Courier New" w:cs="Courier New" w:eastAsia="Courier New" w:hAnsi="Courier New"/>
+                <w:sz w:val="18"/>
+                <w:szCs w:val="18"/>
+              </w:rPr>
+              <w:t xml:space="preserve">    """</w:t>
+            </w:r>
+          </w:p>
+          <w:p>
+            <w:pPr>
+              <w:spacing w:after="20"/>
+            </w:pPr>
+            <w:r>
+              <w:rPr>
+                <w:rFonts w:ascii="Courier New" w:cs="Courier New" w:eastAsia="Courier New" w:hAnsi="Courier New"/>
+                <w:sz w:val="18"/>
+                <w:szCs w:val="18"/>
+              </w:rPr>
+              <w:t xml:space="preserve">    Convert a numeric average to a letter grade.</w:t>
             </w:r>
           </w:p>
           <w:p>
@@ -1700,7 +2784,59 @@
                 <w:sz w:val="18"/>
                 <w:szCs w:val="18"/>
               </w:rPr>
-              <w:t xml:space="preserve">def calculate_average(scores):</w:t>
+              <w:t xml:space="preserve">    Parameters:</w:t>
+            </w:r>
+          </w:p>
+          <w:p>
+            <w:pPr>
+              <w:spacing w:after="20"/>
+            </w:pPr>
+            <w:r>
+              <w:rPr>
+                <w:rFonts w:ascii="Courier New" w:cs="Courier New" w:eastAsia="Courier New" w:hAnsi="Courier New"/>
+                <w:sz w:val="18"/>
+                <w:szCs w:val="18"/>
+              </w:rPr>
+              <w:t xml:space="preserve">        average (float): Numeric average (0-100)</w:t>
+            </w:r>
+          </w:p>
+          <w:p>
+            <w:pPr>
+              <w:spacing w:after="20"/>
+            </w:pPr>
+            <w:r>
+              <w:rPr>
+                <w:rFonts w:ascii="Courier New" w:cs="Courier New" w:eastAsia="Courier New" w:hAnsi="Courier New"/>
+                <w:sz w:val="18"/>
+                <w:szCs w:val="18"/>
+              </w:rPr>
+              <w:t xml:space="preserve"> </w:t>
+            </w:r>
+          </w:p>
+          <w:p>
+            <w:pPr>
+              <w:spacing w:after="20"/>
+            </w:pPr>
+            <w:r>
+              <w:rPr>
+                <w:rFonts w:ascii="Courier New" w:cs="Courier New" w:eastAsia="Courier New" w:hAnsi="Courier New"/>
+                <w:sz w:val="18"/>
+                <w:szCs w:val="18"/>
+              </w:rPr>
+              <w:t xml:space="preserve">    Returns:</w:t>
+            </w:r>
+          </w:p>
+          <w:p>
+            <w:pPr>
+              <w:spacing w:after="20"/>
+            </w:pPr>
+            <w:r>
+              <w:rPr>
+                <w:rFonts w:ascii="Courier New" w:cs="Courier New" w:eastAsia="Courier New" w:hAnsi="Courier New"/>
+                <w:sz w:val="18"/>
+                <w:szCs w:val="18"/>
+              </w:rPr>
+              <w:t xml:space="preserve">        str: Letter grade ('A', 'B', 'C', 'D', or 'F')</w:t>
             </w:r>
           </w:p>
           <w:p>
@@ -1726,7 +2862,7 @@
                 <w:sz w:val="18"/>
                 <w:szCs w:val="18"/>
               </w:rPr>
-              <w:t xml:space="preserve">    Calculate the arithmetic mean of a list of scores.</w:t>
+              <w:t xml:space="preserve">    pass</w:t>
             </w:r>
           </w:p>
           <w:p>
@@ -1752,6 +2888,110 @@
                 <w:sz w:val="18"/>
                 <w:szCs w:val="18"/>
               </w:rPr>
+              <w:t xml:space="preserve"> </w:t>
+            </w:r>
+          </w:p>
+          <w:p>
+            <w:pPr>
+              <w:spacing w:after="20"/>
+            </w:pPr>
+            <w:r>
+              <w:rPr>
+                <w:rFonts w:ascii="Courier New" w:cs="Courier New" w:eastAsia="Courier New" w:hAnsi="Courier New"/>
+                <w:sz w:val="18"/>
+                <w:szCs w:val="18"/>
+              </w:rPr>
+              <w:t xml:space="preserve"> </w:t>
+            </w:r>
+          </w:p>
+          <w:p>
+            <w:pPr>
+              <w:spacing w:after="20"/>
+            </w:pPr>
+            <w:r>
+              <w:rPr>
+                <w:rFonts w:ascii="Courier New" w:cs="Courier New" w:eastAsia="Courier New" w:hAnsi="Courier New"/>
+                <w:sz w:val="18"/>
+                <w:szCs w:val="18"/>
+              </w:rPr>
+              <w:t xml:space="preserve"> </w:t>
+            </w:r>
+          </w:p>
+          <w:p>
+            <w:pPr>
+              <w:spacing w:after="20"/>
+            </w:pPr>
+            <w:r>
+              <w:rPr>
+                <w:rFonts w:ascii="Courier New" w:cs="Courier New" w:eastAsia="Courier New" w:hAnsi="Courier New"/>
+                <w:sz w:val="18"/>
+                <w:szCs w:val="18"/>
+              </w:rPr>
+              <w:t xml:space="preserve"> </w:t>
+            </w:r>
+          </w:p>
+          <w:p>
+            <w:pPr>
+              <w:spacing w:after="20"/>
+            </w:pPr>
+            <w:r>
+              <w:rPr>
+                <w:rFonts w:ascii="Courier New" w:cs="Courier New" w:eastAsia="Courier New" w:hAnsi="Courier New"/>
+                <w:sz w:val="18"/>
+                <w:szCs w:val="18"/>
+              </w:rPr>
+              <w:t xml:space="preserve">def display_report(name, scores, average, grade):</w:t>
+            </w:r>
+          </w:p>
+          <w:p>
+            <w:pPr>
+              <w:spacing w:after="20"/>
+            </w:pPr>
+            <w:r>
+              <w:rPr>
+                <w:rFonts w:ascii="Courier New" w:cs="Courier New" w:eastAsia="Courier New" w:hAnsi="Courier New"/>
+                <w:sz w:val="18"/>
+                <w:szCs w:val="18"/>
+              </w:rPr>
+              <w:t xml:space="preserve">    """</w:t>
+            </w:r>
+          </w:p>
+          <w:p>
+            <w:pPr>
+              <w:spacing w:after="20"/>
+            </w:pPr>
+            <w:r>
+              <w:rPr>
+                <w:rFonts w:ascii="Courier New" w:cs="Courier New" w:eastAsia="Courier New" w:hAnsi="Courier New"/>
+                <w:sz w:val="18"/>
+                <w:szCs w:val="18"/>
+              </w:rPr>
+              <w:t xml:space="preserve">    Print a formatted grade report to the console.</w:t>
+            </w:r>
+          </w:p>
+          <w:p>
+            <w:pPr>
+              <w:spacing w:after="20"/>
+            </w:pPr>
+            <w:r>
+              <w:rPr>
+                <w:rFonts w:ascii="Courier New" w:cs="Courier New" w:eastAsia="Courier New" w:hAnsi="Courier New"/>
+                <w:sz w:val="18"/>
+                <w:szCs w:val="18"/>
+              </w:rPr>
+              <w:t xml:space="preserve"> </w:t>
+            </w:r>
+          </w:p>
+          <w:p>
+            <w:pPr>
+              <w:spacing w:after="20"/>
+            </w:pPr>
+            <w:r>
+              <w:rPr>
+                <w:rFonts w:ascii="Courier New" w:cs="Courier New" w:eastAsia="Courier New" w:hAnsi="Courier New"/>
+                <w:sz w:val="18"/>
+                <w:szCs w:val="18"/>
+              </w:rPr>
               <w:t xml:space="preserve">    Parameters:</w:t>
             </w:r>
           </w:p>
@@ -1765,7 +3005,46 @@
                 <w:sz w:val="18"/>
                 <w:szCs w:val="18"/>
               </w:rPr>
-              <w:t xml:space="preserve">        scores (list of float): Scores to average</w:t>
+              <w:t xml:space="preserve">        name (str): Student name</w:t>
+            </w:r>
+          </w:p>
+          <w:p>
+            <w:pPr>
+              <w:spacing w:after="20"/>
+            </w:pPr>
+            <w:r>
+              <w:rPr>
+                <w:rFonts w:ascii="Courier New" w:cs="Courier New" w:eastAsia="Courier New" w:hAnsi="Courier New"/>
+                <w:sz w:val="18"/>
+                <w:szCs w:val="18"/>
+              </w:rPr>
+              <w:t xml:space="preserve">        scores (list of float): All scores</w:t>
+            </w:r>
+          </w:p>
+          <w:p>
+            <w:pPr>
+              <w:spacing w:after="20"/>
+            </w:pPr>
+            <w:r>
+              <w:rPr>
+                <w:rFonts w:ascii="Courier New" w:cs="Courier New" w:eastAsia="Courier New" w:hAnsi="Courier New"/>
+                <w:sz w:val="18"/>
+                <w:szCs w:val="18"/>
+              </w:rPr>
+              <w:t xml:space="preserve">        average (float): Calculated average</w:t>
+            </w:r>
+          </w:p>
+          <w:p>
+            <w:pPr>
+              <w:spacing w:after="20"/>
+            </w:pPr>
+            <w:r>
+              <w:rPr>
+                <w:rFonts w:ascii="Courier New" w:cs="Courier New" w:eastAsia="Courier New" w:hAnsi="Courier New"/>
+                <w:sz w:val="18"/>
+                <w:szCs w:val="18"/>
+              </w:rPr>
+              <w:t xml:space="preserve">        grade (str): Letter grade</w:t>
             </w:r>
           </w:p>
           <w:p>
@@ -1804,7 +3083,7 @@
                 <w:sz w:val="18"/>
                 <w:szCs w:val="18"/>
               </w:rPr>
-              <w:t xml:space="preserve">        float: The mean (0.0 if list is empty)</w:t>
+              <w:t xml:space="preserve">        None (prints to console)</w:t>
             </w:r>
           </w:p>
           <w:p>
@@ -1856,7 +3135,7 @@
                 <w:sz w:val="18"/>
                 <w:szCs w:val="18"/>
               </w:rPr>
-              <w:t xml:space="preserve">def assign_letter_grade(average):</w:t>
+              <w:t xml:space="preserve">def display_menu():</w:t>
             </w:r>
           </w:p>
           <w:p>
@@ -1882,7 +3161,7 @@
                 <w:sz w:val="18"/>
                 <w:szCs w:val="18"/>
               </w:rPr>
-              <w:t xml:space="preserve">    Convert a numeric average to a letter grade.</w:t>
+              <w:t xml:space="preserve">    Show main menu options and return user's choice.</w:t>
             </w:r>
           </w:p>
           <w:p>
@@ -1908,6 +3187,175 @@
                 <w:sz w:val="18"/>
                 <w:szCs w:val="18"/>
               </w:rPr>
+              <w:t xml:space="preserve">    Returns:</w:t>
+            </w:r>
+          </w:p>
+          <w:p>
+            <w:pPr>
+              <w:spacing w:after="20"/>
+            </w:pPr>
+            <w:r>
+              <w:rPr>
+                <w:rFonts w:ascii="Courier New" w:cs="Courier New" w:eastAsia="Courier New" w:hAnsi="Courier New"/>
+                <w:sz w:val="18"/>
+                <w:szCs w:val="18"/>
+              </w:rPr>
+              <w:t xml:space="preserve">        str: User's choice ('1', '2', '3', or '4')</w:t>
+            </w:r>
+          </w:p>
+          <w:p>
+            <w:pPr>
+              <w:spacing w:after="20"/>
+            </w:pPr>
+            <w:r>
+              <w:rPr>
+                <w:rFonts w:ascii="Courier New" w:cs="Courier New" w:eastAsia="Courier New" w:hAnsi="Courier New"/>
+                <w:sz w:val="18"/>
+                <w:szCs w:val="18"/>
+              </w:rPr>
+              <w:t xml:space="preserve">    """</w:t>
+            </w:r>
+          </w:p>
+          <w:p>
+            <w:pPr>
+              <w:spacing w:after="20"/>
+            </w:pPr>
+            <w:r>
+              <w:rPr>
+                <w:rFonts w:ascii="Courier New" w:cs="Courier New" w:eastAsia="Courier New" w:hAnsi="Courier New"/>
+                <w:sz w:val="18"/>
+                <w:szCs w:val="18"/>
+              </w:rPr>
+              <w:t xml:space="preserve">    pass</w:t>
+            </w:r>
+          </w:p>
+          <w:p>
+            <w:pPr>
+              <w:spacing w:after="20"/>
+            </w:pPr>
+            <w:r>
+              <w:rPr>
+                <w:rFonts w:ascii="Courier New" w:cs="Courier New" w:eastAsia="Courier New" w:hAnsi="Courier New"/>
+                <w:sz w:val="18"/>
+                <w:szCs w:val="18"/>
+              </w:rPr>
+              <w:t xml:space="preserve"> </w:t>
+            </w:r>
+          </w:p>
+          <w:p>
+            <w:pPr>
+              <w:spacing w:after="20"/>
+            </w:pPr>
+            <w:r>
+              <w:rPr>
+                <w:rFonts w:ascii="Courier New" w:cs="Courier New" w:eastAsia="Courier New" w:hAnsi="Courier New"/>
+                <w:sz w:val="18"/>
+                <w:szCs w:val="18"/>
+              </w:rPr>
+              <w:t xml:space="preserve"> </w:t>
+            </w:r>
+          </w:p>
+          <w:p>
+            <w:pPr>
+              <w:spacing w:after="20"/>
+            </w:pPr>
+            <w:r>
+              <w:rPr>
+                <w:rFonts w:ascii="Courier New" w:cs="Courier New" w:eastAsia="Courier New" w:hAnsi="Courier New"/>
+                <w:sz w:val="18"/>
+                <w:szCs w:val="18"/>
+              </w:rPr>
+              <w:t xml:space="preserve"> </w:t>
+            </w:r>
+          </w:p>
+          <w:p>
+            <w:pPr>
+              <w:spacing w:after="20"/>
+            </w:pPr>
+            <w:r>
+              <w:rPr>
+                <w:rFonts w:ascii="Courier New" w:cs="Courier New" w:eastAsia="Courier New" w:hAnsi="Courier New"/>
+                <w:sz w:val="18"/>
+                <w:szCs w:val="18"/>
+              </w:rPr>
+              <w:t xml:space="preserve"> </w:t>
+            </w:r>
+          </w:p>
+          <w:p>
+            <w:pPr>
+              <w:spacing w:after="20"/>
+            </w:pPr>
+            <w:r>
+              <w:rPr>
+                <w:rFonts w:ascii="Courier New" w:cs="Courier New" w:eastAsia="Courier New" w:hAnsi="Courier New"/>
+                <w:sz w:val="18"/>
+                <w:szCs w:val="18"/>
+              </w:rPr>
+              <w:t xml:space="preserve"> </w:t>
+            </w:r>
+          </w:p>
+          <w:p>
+            <w:pPr>
+              <w:spacing w:after="20"/>
+            </w:pPr>
+            <w:r>
+              <w:rPr>
+                <w:rFonts w:ascii="Courier New" w:cs="Courier New" w:eastAsia="Courier New" w:hAnsi="Courier New"/>
+                <w:sz w:val="18"/>
+                <w:szCs w:val="18"/>
+              </w:rPr>
+              <w:t xml:space="preserve">def save_report(filename, name, scores, average, grade):</w:t>
+            </w:r>
+          </w:p>
+          <w:p>
+            <w:pPr>
+              <w:spacing w:after="20"/>
+            </w:pPr>
+            <w:r>
+              <w:rPr>
+                <w:rFonts w:ascii="Courier New" w:cs="Courier New" w:eastAsia="Courier New" w:hAnsi="Courier New"/>
+                <w:sz w:val="18"/>
+                <w:szCs w:val="18"/>
+              </w:rPr>
+              <w:t xml:space="preserve">    """</w:t>
+            </w:r>
+          </w:p>
+          <w:p>
+            <w:pPr>
+              <w:spacing w:after="20"/>
+            </w:pPr>
+            <w:r>
+              <w:rPr>
+                <w:rFonts w:ascii="Courier New" w:cs="Courier New" w:eastAsia="Courier New" w:hAnsi="Courier New"/>
+                <w:sz w:val="18"/>
+                <w:szCs w:val="18"/>
+              </w:rPr>
+              <w:t xml:space="preserve">    Save a grade report to a text file.</w:t>
+            </w:r>
+          </w:p>
+          <w:p>
+            <w:pPr>
+              <w:spacing w:after="20"/>
+            </w:pPr>
+            <w:r>
+              <w:rPr>
+                <w:rFonts w:ascii="Courier New" w:cs="Courier New" w:eastAsia="Courier New" w:hAnsi="Courier New"/>
+                <w:sz w:val="18"/>
+                <w:szCs w:val="18"/>
+              </w:rPr>
+              <w:t xml:space="preserve"> </w:t>
+            </w:r>
+          </w:p>
+          <w:p>
+            <w:pPr>
+              <w:spacing w:after="20"/>
+            </w:pPr>
+            <w:r>
+              <w:rPr>
+                <w:rFonts w:ascii="Courier New" w:cs="Courier New" w:eastAsia="Courier New" w:hAnsi="Courier New"/>
+                <w:sz w:val="18"/>
+                <w:szCs w:val="18"/>
+              </w:rPr>
               <w:t xml:space="preserve">    Parameters:</w:t>
             </w:r>
           </w:p>
@@ -1921,7 +3369,59 @@
                 <w:sz w:val="18"/>
                 <w:szCs w:val="18"/>
               </w:rPr>
-              <w:t xml:space="preserve">        average (float): Numeric average (0-100)</w:t>
+              <w:t xml:space="preserve">        filename (str): Path to output file</w:t>
+            </w:r>
+          </w:p>
+          <w:p>
+            <w:pPr>
+              <w:spacing w:after="20"/>
+            </w:pPr>
+            <w:r>
+              <w:rPr>
+                <w:rFonts w:ascii="Courier New" w:cs="Courier New" w:eastAsia="Courier New" w:hAnsi="Courier New"/>
+                <w:sz w:val="18"/>
+                <w:szCs w:val="18"/>
+              </w:rPr>
+              <w:t xml:space="preserve">        name (str): Student name</w:t>
+            </w:r>
+          </w:p>
+          <w:p>
+            <w:pPr>
+              <w:spacing w:after="20"/>
+            </w:pPr>
+            <w:r>
+              <w:rPr>
+                <w:rFonts w:ascii="Courier New" w:cs="Courier New" w:eastAsia="Courier New" w:hAnsi="Courier New"/>
+                <w:sz w:val="18"/>
+                <w:szCs w:val="18"/>
+              </w:rPr>
+              <w:t xml:space="preserve">        scores (list of float): All scores</w:t>
+            </w:r>
+          </w:p>
+          <w:p>
+            <w:pPr>
+              <w:spacing w:after="20"/>
+            </w:pPr>
+            <w:r>
+              <w:rPr>
+                <w:rFonts w:ascii="Courier New" w:cs="Courier New" w:eastAsia="Courier New" w:hAnsi="Courier New"/>
+                <w:sz w:val="18"/>
+                <w:szCs w:val="18"/>
+              </w:rPr>
+              <w:t xml:space="preserve">        average (float): Calculated average</w:t>
+            </w:r>
+          </w:p>
+          <w:p>
+            <w:pPr>
+              <w:spacing w:after="20"/>
+            </w:pPr>
+            <w:r>
+              <w:rPr>
+                <w:rFonts w:ascii="Courier New" w:cs="Courier New" w:eastAsia="Courier New" w:hAnsi="Courier New"/>
+                <w:sz w:val="18"/>
+                <w:szCs w:val="18"/>
+              </w:rPr>
+              <w:t xml:space="preserve">        grade (str): Letter grade</w:t>
             </w:r>
           </w:p>
           <w:p>
@@ -1960,7 +3460,7 @@
                 <w:sz w:val="18"/>
                 <w:szCs w:val="18"/>
               </w:rPr>
-              <w:t xml:space="preserve">        str: Letter grade ('A', 'B', 'C', 'D', or 'F')</w:t>
+              <w:t xml:space="preserve">        bool: True if successful, False if error</w:t>
             </w:r>
           </w:p>
           <w:p>
@@ -2012,33 +3512,33 @@
                 <w:sz w:val="18"/>
                 <w:szCs w:val="18"/>
               </w:rPr>
-              <w:t xml:space="preserve"># ════════════════════════════════════════════════════</w:t>
-            </w:r>
-          </w:p>
-          <w:p>
-            <w:pPr>
-              <w:spacing w:after="20"/>
-            </w:pPr>
-            <w:r>
-              <w:rPr>
-                <w:rFonts w:ascii="Courier New" w:cs="Courier New" w:eastAsia="Courier New" w:hAnsi="Courier New"/>
-                <w:sz w:val="18"/>
-                <w:szCs w:val="18"/>
-              </w:rPr>
-              <w:t xml:space="preserve"># DISPLAY FUNCTIONS</w:t>
-            </w:r>
-          </w:p>
-          <w:p>
-            <w:pPr>
-              <w:spacing w:after="20"/>
-            </w:pPr>
-            <w:r>
-              <w:rPr>
-                <w:rFonts w:ascii="Courier New" w:cs="Courier New" w:eastAsia="Courier New" w:hAnsi="Courier New"/>
-                <w:sz w:val="18"/>
-                <w:szCs w:val="18"/>
-              </w:rPr>
-              <w:t xml:space="preserve"># ════════════════════════════════════════════════════</w:t>
+              <w:t xml:space="preserve">def load_students(filename):</w:t>
+            </w:r>
+          </w:p>
+          <w:p>
+            <w:pPr>
+              <w:spacing w:after="20"/>
+            </w:pPr>
+            <w:r>
+              <w:rPr>
+                <w:rFonts w:ascii="Courier New" w:cs="Courier New" w:eastAsia="Courier New" w:hAnsi="Courier New"/>
+                <w:sz w:val="18"/>
+                <w:szCs w:val="18"/>
+              </w:rPr>
+              <w:t xml:space="preserve">    """</w:t>
+            </w:r>
+          </w:p>
+          <w:p>
+            <w:pPr>
+              <w:spacing w:after="20"/>
+            </w:pPr>
+            <w:r>
+              <w:rPr>
+                <w:rFonts w:ascii="Courier New" w:cs="Courier New" w:eastAsia="Courier New" w:hAnsi="Courier New"/>
+                <w:sz w:val="18"/>
+                <w:szCs w:val="18"/>
+              </w:rPr>
+              <w:t xml:space="preserve">    Load student data from a saved file.</w:t>
             </w:r>
           </w:p>
           <w:p>
@@ -2064,7 +3564,72 @@
                 <w:sz w:val="18"/>
                 <w:szCs w:val="18"/>
               </w:rPr>
-              <w:t xml:space="preserve">def display_report(name, scores, average, grade):</w:t>
+              <w:t xml:space="preserve">    Parameters:</w:t>
+            </w:r>
+          </w:p>
+          <w:p>
+            <w:pPr>
+              <w:spacing w:after="20"/>
+            </w:pPr>
+            <w:r>
+              <w:rPr>
+                <w:rFonts w:ascii="Courier New" w:cs="Courier New" w:eastAsia="Courier New" w:hAnsi="Courier New"/>
+                <w:sz w:val="18"/>
+                <w:szCs w:val="18"/>
+              </w:rPr>
+              <w:t xml:space="preserve">        filename (str): Path to input file</w:t>
+            </w:r>
+          </w:p>
+          <w:p>
+            <w:pPr>
+              <w:spacing w:after="20"/>
+            </w:pPr>
+            <w:r>
+              <w:rPr>
+                <w:rFonts w:ascii="Courier New" w:cs="Courier New" w:eastAsia="Courier New" w:hAnsi="Courier New"/>
+                <w:sz w:val="18"/>
+                <w:szCs w:val="18"/>
+              </w:rPr>
+              <w:t xml:space="preserve"> </w:t>
+            </w:r>
+          </w:p>
+          <w:p>
+            <w:pPr>
+              <w:spacing w:after="20"/>
+            </w:pPr>
+            <w:r>
+              <w:rPr>
+                <w:rFonts w:ascii="Courier New" w:cs="Courier New" w:eastAsia="Courier New" w:hAnsi="Courier New"/>
+                <w:sz w:val="18"/>
+                <w:szCs w:val="18"/>
+              </w:rPr>
+              <w:t xml:space="preserve">    Returns:</w:t>
+            </w:r>
+          </w:p>
+          <w:p>
+            <w:pPr>
+              <w:spacing w:after="20"/>
+            </w:pPr>
+            <w:r>
+              <w:rPr>
+                <w:rFonts w:ascii="Courier New" w:cs="Courier New" w:eastAsia="Courier New" w:hAnsi="Courier New"/>
+                <w:sz w:val="18"/>
+                <w:szCs w:val="18"/>
+              </w:rPr>
+              <w:t xml:space="preserve">        dict: {"name": {"scores": [...], "average": ..., "grade": ...}, ...}</w:t>
+            </w:r>
+          </w:p>
+          <w:p>
+            <w:pPr>
+              <w:spacing w:after="20"/>
+            </w:pPr>
+            <w:r>
+              <w:rPr>
+                <w:rFonts w:ascii="Courier New" w:cs="Courier New" w:eastAsia="Courier New" w:hAnsi="Courier New"/>
+                <w:sz w:val="18"/>
+                <w:szCs w:val="18"/>
+              </w:rPr>
+              <w:t xml:space="preserve">        Returns empty dict if file doesn't exist</w:t>
             </w:r>
           </w:p>
           <w:p>
@@ -2090,7 +3655,7 @@
                 <w:sz w:val="18"/>
                 <w:szCs w:val="18"/>
               </w:rPr>
-              <w:t xml:space="preserve">    Print a formatted grade report to the console.</w:t>
+              <w:t xml:space="preserve">    pass</w:t>
             </w:r>
           </w:p>
           <w:p>
@@ -2116,71 +3681,6 @@
                 <w:sz w:val="18"/>
                 <w:szCs w:val="18"/>
               </w:rPr>
-              <w:t xml:space="preserve">    Parameters:</w:t>
-            </w:r>
-          </w:p>
-          <w:p>
-            <w:pPr>
-              <w:spacing w:after="20"/>
-            </w:pPr>
-            <w:r>
-              <w:rPr>
-                <w:rFonts w:ascii="Courier New" w:cs="Courier New" w:eastAsia="Courier New" w:hAnsi="Courier New"/>
-                <w:sz w:val="18"/>
-                <w:szCs w:val="18"/>
-              </w:rPr>
-              <w:t xml:space="preserve">        name (str): Student name</w:t>
-            </w:r>
-          </w:p>
-          <w:p>
-            <w:pPr>
-              <w:spacing w:after="20"/>
-            </w:pPr>
-            <w:r>
-              <w:rPr>
-                <w:rFonts w:ascii="Courier New" w:cs="Courier New" w:eastAsia="Courier New" w:hAnsi="Courier New"/>
-                <w:sz w:val="18"/>
-                <w:szCs w:val="18"/>
-              </w:rPr>
-              <w:t xml:space="preserve">        scores (list of float): All scores</w:t>
-            </w:r>
-          </w:p>
-          <w:p>
-            <w:pPr>
-              <w:spacing w:after="20"/>
-            </w:pPr>
-            <w:r>
-              <w:rPr>
-                <w:rFonts w:ascii="Courier New" w:cs="Courier New" w:eastAsia="Courier New" w:hAnsi="Courier New"/>
-                <w:sz w:val="18"/>
-                <w:szCs w:val="18"/>
-              </w:rPr>
-              <w:t xml:space="preserve">        average (float): Calculated average</w:t>
-            </w:r>
-          </w:p>
-          <w:p>
-            <w:pPr>
-              <w:spacing w:after="20"/>
-            </w:pPr>
-            <w:r>
-              <w:rPr>
-                <w:rFonts w:ascii="Courier New" w:cs="Courier New" w:eastAsia="Courier New" w:hAnsi="Courier New"/>
-                <w:sz w:val="18"/>
-                <w:szCs w:val="18"/>
-              </w:rPr>
-              <w:t xml:space="preserve">        grade (str): Letter grade</w:t>
-            </w:r>
-          </w:p>
-          <w:p>
-            <w:pPr>
-              <w:spacing w:after="20"/>
-            </w:pPr>
-            <w:r>
-              <w:rPr>
-                <w:rFonts w:ascii="Courier New" w:cs="Courier New" w:eastAsia="Courier New" w:hAnsi="Courier New"/>
-                <w:sz w:val="18"/>
-                <w:szCs w:val="18"/>
-              </w:rPr>
               <w:t xml:space="preserve"> </w:t>
             </w:r>
           </w:p>
@@ -2194,58 +3694,6 @@
                 <w:sz w:val="18"/>
                 <w:szCs w:val="18"/>
               </w:rPr>
-              <w:t xml:space="preserve">    Returns:</w:t>
-            </w:r>
-          </w:p>
-          <w:p>
-            <w:pPr>
-              <w:spacing w:after="20"/>
-            </w:pPr>
-            <w:r>
-              <w:rPr>
-                <w:rFonts w:ascii="Courier New" w:cs="Courier New" w:eastAsia="Courier New" w:hAnsi="Courier New"/>
-                <w:sz w:val="18"/>
-                <w:szCs w:val="18"/>
-              </w:rPr>
-              <w:t xml:space="preserve">        None (prints to console)</w:t>
-            </w:r>
-          </w:p>
-          <w:p>
-            <w:pPr>
-              <w:spacing w:after="20"/>
-            </w:pPr>
-            <w:r>
-              <w:rPr>
-                <w:rFonts w:ascii="Courier New" w:cs="Courier New" w:eastAsia="Courier New" w:hAnsi="Courier New"/>
-                <w:sz w:val="18"/>
-                <w:szCs w:val="18"/>
-              </w:rPr>
-              <w:t xml:space="preserve">    """</w:t>
-            </w:r>
-          </w:p>
-          <w:p>
-            <w:pPr>
-              <w:spacing w:after="20"/>
-            </w:pPr>
-            <w:r>
-              <w:rPr>
-                <w:rFonts w:ascii="Courier New" w:cs="Courier New" w:eastAsia="Courier New" w:hAnsi="Courier New"/>
-                <w:sz w:val="18"/>
-                <w:szCs w:val="18"/>
-              </w:rPr>
-              <w:t xml:space="preserve">    pass</w:t>
-            </w:r>
-          </w:p>
-          <w:p>
-            <w:pPr>
-              <w:spacing w:after="20"/>
-            </w:pPr>
-            <w:r>
-              <w:rPr>
-                <w:rFonts w:ascii="Courier New" w:cs="Courier New" w:eastAsia="Courier New" w:hAnsi="Courier New"/>
-                <w:sz w:val="18"/>
-                <w:szCs w:val="18"/>
-              </w:rPr>
               <w:t xml:space="preserve"> </w:t>
             </w:r>
           </w:p>
@@ -2259,579 +3707,7 @@
                 <w:sz w:val="18"/>
                 <w:szCs w:val="18"/>
               </w:rPr>
-              <w:t xml:space="preserve">def display_menu():</w:t>
-            </w:r>
-          </w:p>
-          <w:p>
-            <w:pPr>
-              <w:spacing w:after="20"/>
-            </w:pPr>
-            <w:r>
-              <w:rPr>
-                <w:rFonts w:ascii="Courier New" w:cs="Courier New" w:eastAsia="Courier New" w:hAnsi="Courier New"/>
-                <w:sz w:val="18"/>
-                <w:szCs w:val="18"/>
-              </w:rPr>
-              <w:t xml:space="preserve">    """</w:t>
-            </w:r>
-          </w:p>
-          <w:p>
-            <w:pPr>
-              <w:spacing w:after="20"/>
-            </w:pPr>
-            <w:r>
-              <w:rPr>
-                <w:rFonts w:ascii="Courier New" w:cs="Courier New" w:eastAsia="Courier New" w:hAnsi="Courier New"/>
-                <w:sz w:val="18"/>
-                <w:szCs w:val="18"/>
-              </w:rPr>
-              <w:t xml:space="preserve">    Show main menu options and return user's choice.</w:t>
-            </w:r>
-          </w:p>
-          <w:p>
-            <w:pPr>
-              <w:spacing w:after="20"/>
-            </w:pPr>
-            <w:r>
-              <w:rPr>
-                <w:rFonts w:ascii="Courier New" w:cs="Courier New" w:eastAsia="Courier New" w:hAnsi="Courier New"/>
-                <w:sz w:val="18"/>
-                <w:szCs w:val="18"/>
-              </w:rPr>
               <w:t xml:space="preserve"> </w:t>
-            </w:r>
-          </w:p>
-          <w:p>
-            <w:pPr>
-              <w:spacing w:after="20"/>
-            </w:pPr>
-            <w:r>
-              <w:rPr>
-                <w:rFonts w:ascii="Courier New" w:cs="Courier New" w:eastAsia="Courier New" w:hAnsi="Courier New"/>
-                <w:sz w:val="18"/>
-                <w:szCs w:val="18"/>
-              </w:rPr>
-              <w:t xml:space="preserve">    Returns:</w:t>
-            </w:r>
-          </w:p>
-          <w:p>
-            <w:pPr>
-              <w:spacing w:after="20"/>
-            </w:pPr>
-            <w:r>
-              <w:rPr>
-                <w:rFonts w:ascii="Courier New" w:cs="Courier New" w:eastAsia="Courier New" w:hAnsi="Courier New"/>
-                <w:sz w:val="18"/>
-                <w:szCs w:val="18"/>
-              </w:rPr>
-              <w:t xml:space="preserve">        str: User's choice ('1', '2', '3', or '4')</w:t>
-            </w:r>
-          </w:p>
-          <w:p>
-            <w:pPr>
-              <w:spacing w:after="20"/>
-            </w:pPr>
-            <w:r>
-              <w:rPr>
-                <w:rFonts w:ascii="Courier New" w:cs="Courier New" w:eastAsia="Courier New" w:hAnsi="Courier New"/>
-                <w:sz w:val="18"/>
-                <w:szCs w:val="18"/>
-              </w:rPr>
-              <w:t xml:space="preserve">    """</w:t>
-            </w:r>
-          </w:p>
-          <w:p>
-            <w:pPr>
-              <w:spacing w:after="20"/>
-            </w:pPr>
-            <w:r>
-              <w:rPr>
-                <w:rFonts w:ascii="Courier New" w:cs="Courier New" w:eastAsia="Courier New" w:hAnsi="Courier New"/>
-                <w:sz w:val="18"/>
-                <w:szCs w:val="18"/>
-              </w:rPr>
-              <w:t xml:space="preserve">    pass</w:t>
-            </w:r>
-          </w:p>
-          <w:p>
-            <w:pPr>
-              <w:spacing w:after="20"/>
-            </w:pPr>
-            <w:r>
-              <w:rPr>
-                <w:rFonts w:ascii="Courier New" w:cs="Courier New" w:eastAsia="Courier New" w:hAnsi="Courier New"/>
-                <w:sz w:val="18"/>
-                <w:szCs w:val="18"/>
-              </w:rPr>
-              <w:t xml:space="preserve"> </w:t>
-            </w:r>
-          </w:p>
-          <w:p>
-            <w:pPr>
-              <w:spacing w:after="20"/>
-            </w:pPr>
-            <w:r>
-              <w:rPr>
-                <w:rFonts w:ascii="Courier New" w:cs="Courier New" w:eastAsia="Courier New" w:hAnsi="Courier New"/>
-                <w:sz w:val="18"/>
-                <w:szCs w:val="18"/>
-              </w:rPr>
-              <w:t xml:space="preserve"># ════════════════════════════════════════════════════</w:t>
-            </w:r>
-          </w:p>
-          <w:p>
-            <w:pPr>
-              <w:spacing w:after="20"/>
-            </w:pPr>
-            <w:r>
-              <w:rPr>
-                <w:rFonts w:ascii="Courier New" w:cs="Courier New" w:eastAsia="Courier New" w:hAnsi="Courier New"/>
-                <w:sz w:val="18"/>
-                <w:szCs w:val="18"/>
-              </w:rPr>
-              <w:t xml:space="preserve"># FILE I/O FUNCTIONS</w:t>
-            </w:r>
-          </w:p>
-          <w:p>
-            <w:pPr>
-              <w:spacing w:after="20"/>
-            </w:pPr>
-            <w:r>
-              <w:rPr>
-                <w:rFonts w:ascii="Courier New" w:cs="Courier New" w:eastAsia="Courier New" w:hAnsi="Courier New"/>
-                <w:sz w:val="18"/>
-                <w:szCs w:val="18"/>
-              </w:rPr>
-              <w:t xml:space="preserve"># ════════════════════════════════════════════════════</w:t>
-            </w:r>
-          </w:p>
-          <w:p>
-            <w:pPr>
-              <w:spacing w:after="20"/>
-            </w:pPr>
-            <w:r>
-              <w:rPr>
-                <w:rFonts w:ascii="Courier New" w:cs="Courier New" w:eastAsia="Courier New" w:hAnsi="Courier New"/>
-                <w:sz w:val="18"/>
-                <w:szCs w:val="18"/>
-              </w:rPr>
-              <w:t xml:space="preserve"> </w:t>
-            </w:r>
-          </w:p>
-          <w:p>
-            <w:pPr>
-              <w:spacing w:after="20"/>
-            </w:pPr>
-            <w:r>
-              <w:rPr>
-                <w:rFonts w:ascii="Courier New" w:cs="Courier New" w:eastAsia="Courier New" w:hAnsi="Courier New"/>
-                <w:sz w:val="18"/>
-                <w:szCs w:val="18"/>
-              </w:rPr>
-              <w:t xml:space="preserve">def save_report(filename, name, scores, average, grade):</w:t>
-            </w:r>
-          </w:p>
-          <w:p>
-            <w:pPr>
-              <w:spacing w:after="20"/>
-            </w:pPr>
-            <w:r>
-              <w:rPr>
-                <w:rFonts w:ascii="Courier New" w:cs="Courier New" w:eastAsia="Courier New" w:hAnsi="Courier New"/>
-                <w:sz w:val="18"/>
-                <w:szCs w:val="18"/>
-              </w:rPr>
-              <w:t xml:space="preserve">    """</w:t>
-            </w:r>
-          </w:p>
-          <w:p>
-            <w:pPr>
-              <w:spacing w:after="20"/>
-            </w:pPr>
-            <w:r>
-              <w:rPr>
-                <w:rFonts w:ascii="Courier New" w:cs="Courier New" w:eastAsia="Courier New" w:hAnsi="Courier New"/>
-                <w:sz w:val="18"/>
-                <w:szCs w:val="18"/>
-              </w:rPr>
-              <w:t xml:space="preserve">    Save a grade report to a text file.</w:t>
-            </w:r>
-          </w:p>
-          <w:p>
-            <w:pPr>
-              <w:spacing w:after="20"/>
-            </w:pPr>
-            <w:r>
-              <w:rPr>
-                <w:rFonts w:ascii="Courier New" w:cs="Courier New" w:eastAsia="Courier New" w:hAnsi="Courier New"/>
-                <w:sz w:val="18"/>
-                <w:szCs w:val="18"/>
-              </w:rPr>
-              <w:t xml:space="preserve"> </w:t>
-            </w:r>
-          </w:p>
-          <w:p>
-            <w:pPr>
-              <w:spacing w:after="20"/>
-            </w:pPr>
-            <w:r>
-              <w:rPr>
-                <w:rFonts w:ascii="Courier New" w:cs="Courier New" w:eastAsia="Courier New" w:hAnsi="Courier New"/>
-                <w:sz w:val="18"/>
-                <w:szCs w:val="18"/>
-              </w:rPr>
-              <w:t xml:space="preserve">    Parameters:</w:t>
-            </w:r>
-          </w:p>
-          <w:p>
-            <w:pPr>
-              <w:spacing w:after="20"/>
-            </w:pPr>
-            <w:r>
-              <w:rPr>
-                <w:rFonts w:ascii="Courier New" w:cs="Courier New" w:eastAsia="Courier New" w:hAnsi="Courier New"/>
-                <w:sz w:val="18"/>
-                <w:szCs w:val="18"/>
-              </w:rPr>
-              <w:t xml:space="preserve">        filename (str): Path to output file</w:t>
-            </w:r>
-          </w:p>
-          <w:p>
-            <w:pPr>
-              <w:spacing w:after="20"/>
-            </w:pPr>
-            <w:r>
-              <w:rPr>
-                <w:rFonts w:ascii="Courier New" w:cs="Courier New" w:eastAsia="Courier New" w:hAnsi="Courier New"/>
-                <w:sz w:val="18"/>
-                <w:szCs w:val="18"/>
-              </w:rPr>
-              <w:t xml:space="preserve">        name (str): Student name</w:t>
-            </w:r>
-          </w:p>
-          <w:p>
-            <w:pPr>
-              <w:spacing w:after="20"/>
-            </w:pPr>
-            <w:r>
-              <w:rPr>
-                <w:rFonts w:ascii="Courier New" w:cs="Courier New" w:eastAsia="Courier New" w:hAnsi="Courier New"/>
-                <w:sz w:val="18"/>
-                <w:szCs w:val="18"/>
-              </w:rPr>
-              <w:t xml:space="preserve">        scores (list of float): All scores</w:t>
-            </w:r>
-          </w:p>
-          <w:p>
-            <w:pPr>
-              <w:spacing w:after="20"/>
-            </w:pPr>
-            <w:r>
-              <w:rPr>
-                <w:rFonts w:ascii="Courier New" w:cs="Courier New" w:eastAsia="Courier New" w:hAnsi="Courier New"/>
-                <w:sz w:val="18"/>
-                <w:szCs w:val="18"/>
-              </w:rPr>
-              <w:t xml:space="preserve">        average (float): Calculated average</w:t>
-            </w:r>
-          </w:p>
-          <w:p>
-            <w:pPr>
-              <w:spacing w:after="20"/>
-            </w:pPr>
-            <w:r>
-              <w:rPr>
-                <w:rFonts w:ascii="Courier New" w:cs="Courier New" w:eastAsia="Courier New" w:hAnsi="Courier New"/>
-                <w:sz w:val="18"/>
-                <w:szCs w:val="18"/>
-              </w:rPr>
-              <w:t xml:space="preserve">        grade (str): Letter grade</w:t>
-            </w:r>
-          </w:p>
-          <w:p>
-            <w:pPr>
-              <w:spacing w:after="20"/>
-            </w:pPr>
-            <w:r>
-              <w:rPr>
-                <w:rFonts w:ascii="Courier New" w:cs="Courier New" w:eastAsia="Courier New" w:hAnsi="Courier New"/>
-                <w:sz w:val="18"/>
-                <w:szCs w:val="18"/>
-              </w:rPr>
-              <w:t xml:space="preserve"> </w:t>
-            </w:r>
-          </w:p>
-          <w:p>
-            <w:pPr>
-              <w:spacing w:after="20"/>
-            </w:pPr>
-            <w:r>
-              <w:rPr>
-                <w:rFonts w:ascii="Courier New" w:cs="Courier New" w:eastAsia="Courier New" w:hAnsi="Courier New"/>
-                <w:sz w:val="18"/>
-                <w:szCs w:val="18"/>
-              </w:rPr>
-              <w:t xml:space="preserve">    Returns:</w:t>
-            </w:r>
-          </w:p>
-          <w:p>
-            <w:pPr>
-              <w:spacing w:after="20"/>
-            </w:pPr>
-            <w:r>
-              <w:rPr>
-                <w:rFonts w:ascii="Courier New" w:cs="Courier New" w:eastAsia="Courier New" w:hAnsi="Courier New"/>
-                <w:sz w:val="18"/>
-                <w:szCs w:val="18"/>
-              </w:rPr>
-              <w:t xml:space="preserve">        bool: True if successful, False if error</w:t>
-            </w:r>
-          </w:p>
-          <w:p>
-            <w:pPr>
-              <w:spacing w:after="20"/>
-            </w:pPr>
-            <w:r>
-              <w:rPr>
-                <w:rFonts w:ascii="Courier New" w:cs="Courier New" w:eastAsia="Courier New" w:hAnsi="Courier New"/>
-                <w:sz w:val="18"/>
-                <w:szCs w:val="18"/>
-              </w:rPr>
-              <w:t xml:space="preserve">    """</w:t>
-            </w:r>
-          </w:p>
-          <w:p>
-            <w:pPr>
-              <w:spacing w:after="20"/>
-            </w:pPr>
-            <w:r>
-              <w:rPr>
-                <w:rFonts w:ascii="Courier New" w:cs="Courier New" w:eastAsia="Courier New" w:hAnsi="Courier New"/>
-                <w:sz w:val="18"/>
-                <w:szCs w:val="18"/>
-              </w:rPr>
-              <w:t xml:space="preserve">    pass</w:t>
-            </w:r>
-          </w:p>
-          <w:p>
-            <w:pPr>
-              <w:spacing w:after="20"/>
-            </w:pPr>
-            <w:r>
-              <w:rPr>
-                <w:rFonts w:ascii="Courier New" w:cs="Courier New" w:eastAsia="Courier New" w:hAnsi="Courier New"/>
-                <w:sz w:val="18"/>
-                <w:szCs w:val="18"/>
-              </w:rPr>
-              <w:t xml:space="preserve"> </w:t>
-            </w:r>
-          </w:p>
-          <w:p>
-            <w:pPr>
-              <w:spacing w:after="20"/>
-            </w:pPr>
-            <w:r>
-              <w:rPr>
-                <w:rFonts w:ascii="Courier New" w:cs="Courier New" w:eastAsia="Courier New" w:hAnsi="Courier New"/>
-                <w:sz w:val="18"/>
-                <w:szCs w:val="18"/>
-              </w:rPr>
-              <w:t xml:space="preserve">def load_students(filename):</w:t>
-            </w:r>
-          </w:p>
-          <w:p>
-            <w:pPr>
-              <w:spacing w:after="20"/>
-            </w:pPr>
-            <w:r>
-              <w:rPr>
-                <w:rFonts w:ascii="Courier New" w:cs="Courier New" w:eastAsia="Courier New" w:hAnsi="Courier New"/>
-                <w:sz w:val="18"/>
-                <w:szCs w:val="18"/>
-              </w:rPr>
-              <w:t xml:space="preserve">    """</w:t>
-            </w:r>
-          </w:p>
-          <w:p>
-            <w:pPr>
-              <w:spacing w:after="20"/>
-            </w:pPr>
-            <w:r>
-              <w:rPr>
-                <w:rFonts w:ascii="Courier New" w:cs="Courier New" w:eastAsia="Courier New" w:hAnsi="Courier New"/>
-                <w:sz w:val="18"/>
-                <w:szCs w:val="18"/>
-              </w:rPr>
-              <w:t xml:space="preserve">    Load student data from a saved file.</w:t>
-            </w:r>
-          </w:p>
-          <w:p>
-            <w:pPr>
-              <w:spacing w:after="20"/>
-            </w:pPr>
-            <w:r>
-              <w:rPr>
-                <w:rFonts w:ascii="Courier New" w:cs="Courier New" w:eastAsia="Courier New" w:hAnsi="Courier New"/>
-                <w:sz w:val="18"/>
-                <w:szCs w:val="18"/>
-              </w:rPr>
-              <w:t xml:space="preserve"> </w:t>
-            </w:r>
-          </w:p>
-          <w:p>
-            <w:pPr>
-              <w:spacing w:after="20"/>
-            </w:pPr>
-            <w:r>
-              <w:rPr>
-                <w:rFonts w:ascii="Courier New" w:cs="Courier New" w:eastAsia="Courier New" w:hAnsi="Courier New"/>
-                <w:sz w:val="18"/>
-                <w:szCs w:val="18"/>
-              </w:rPr>
-              <w:t xml:space="preserve">    Parameters:</w:t>
-            </w:r>
-          </w:p>
-          <w:p>
-            <w:pPr>
-              <w:spacing w:after="20"/>
-            </w:pPr>
-            <w:r>
-              <w:rPr>
-                <w:rFonts w:ascii="Courier New" w:cs="Courier New" w:eastAsia="Courier New" w:hAnsi="Courier New"/>
-                <w:sz w:val="18"/>
-                <w:szCs w:val="18"/>
-              </w:rPr>
-              <w:t xml:space="preserve">        filename (str): Path to input file</w:t>
-            </w:r>
-          </w:p>
-          <w:p>
-            <w:pPr>
-              <w:spacing w:after="20"/>
-            </w:pPr>
-            <w:r>
-              <w:rPr>
-                <w:rFonts w:ascii="Courier New" w:cs="Courier New" w:eastAsia="Courier New" w:hAnsi="Courier New"/>
-                <w:sz w:val="18"/>
-                <w:szCs w:val="18"/>
-              </w:rPr>
-              <w:t xml:space="preserve"> </w:t>
-            </w:r>
-          </w:p>
-          <w:p>
-            <w:pPr>
-              <w:spacing w:after="20"/>
-            </w:pPr>
-            <w:r>
-              <w:rPr>
-                <w:rFonts w:ascii="Courier New" w:cs="Courier New" w:eastAsia="Courier New" w:hAnsi="Courier New"/>
-                <w:sz w:val="18"/>
-                <w:szCs w:val="18"/>
-              </w:rPr>
-              <w:t xml:space="preserve">    Returns:</w:t>
-            </w:r>
-          </w:p>
-          <w:p>
-            <w:pPr>
-              <w:spacing w:after="20"/>
-            </w:pPr>
-            <w:r>
-              <w:rPr>
-                <w:rFonts w:ascii="Courier New" w:cs="Courier New" w:eastAsia="Courier New" w:hAnsi="Courier New"/>
-                <w:sz w:val="18"/>
-                <w:szCs w:val="18"/>
-              </w:rPr>
-              <w:t xml:space="preserve">        dict: {"name": {"scores": [...], "average": ..., "grade": ...}, ...}</w:t>
-            </w:r>
-          </w:p>
-          <w:p>
-            <w:pPr>
-              <w:spacing w:after="20"/>
-            </w:pPr>
-            <w:r>
-              <w:rPr>
-                <w:rFonts w:ascii="Courier New" w:cs="Courier New" w:eastAsia="Courier New" w:hAnsi="Courier New"/>
-                <w:sz w:val="18"/>
-                <w:szCs w:val="18"/>
-              </w:rPr>
-              <w:t xml:space="preserve">        Returns empty dict if file doesn't exist</w:t>
-            </w:r>
-          </w:p>
-          <w:p>
-            <w:pPr>
-              <w:spacing w:after="20"/>
-            </w:pPr>
-            <w:r>
-              <w:rPr>
-                <w:rFonts w:ascii="Courier New" w:cs="Courier New" w:eastAsia="Courier New" w:hAnsi="Courier New"/>
-                <w:sz w:val="18"/>
-                <w:szCs w:val="18"/>
-              </w:rPr>
-              <w:t xml:space="preserve">    """</w:t>
-            </w:r>
-          </w:p>
-          <w:p>
-            <w:pPr>
-              <w:spacing w:after="20"/>
-            </w:pPr>
-            <w:r>
-              <w:rPr>
-                <w:rFonts w:ascii="Courier New" w:cs="Courier New" w:eastAsia="Courier New" w:hAnsi="Courier New"/>
-                <w:sz w:val="18"/>
-                <w:szCs w:val="18"/>
-              </w:rPr>
-              <w:t xml:space="preserve">    pass</w:t>
-            </w:r>
-          </w:p>
-          <w:p>
-            <w:pPr>
-              <w:spacing w:after="20"/>
-            </w:pPr>
-            <w:r>
-              <w:rPr>
-                <w:rFonts w:ascii="Courier New" w:cs="Courier New" w:eastAsia="Courier New" w:hAnsi="Courier New"/>
-                <w:sz w:val="18"/>
-                <w:szCs w:val="18"/>
-              </w:rPr>
-              <w:t xml:space="preserve"> </w:t>
-            </w:r>
-          </w:p>
-          <w:p>
-            <w:pPr>
-              <w:spacing w:after="20"/>
-            </w:pPr>
-            <w:r>
-              <w:rPr>
-                <w:rFonts w:ascii="Courier New" w:cs="Courier New" w:eastAsia="Courier New" w:hAnsi="Courier New"/>
-                <w:sz w:val="18"/>
-                <w:szCs w:val="18"/>
-              </w:rPr>
-              <w:t xml:space="preserve"># ════════════════════════════════════════════════════</w:t>
-            </w:r>
-          </w:p>
-          <w:p>
-            <w:pPr>
-              <w:spacing w:after="20"/>
-            </w:pPr>
-            <w:r>
-              <w:rPr>
-                <w:rFonts w:ascii="Courier New" w:cs="Courier New" w:eastAsia="Courier New" w:hAnsi="Courier New"/>
-                <w:sz w:val="18"/>
-                <w:szCs w:val="18"/>
-              </w:rPr>
-              <w:t xml:space="preserve"># MAIN</w:t>
-            </w:r>
-          </w:p>
-          <w:p>
-            <w:pPr>
-              <w:spacing w:after="20"/>
-            </w:pPr>
-            <w:r>
-              <w:rPr>
-                <w:rFonts w:ascii="Courier New" w:cs="Courier New" w:eastAsia="Courier New" w:hAnsi="Courier New"/>
-                <w:sz w:val="18"/>
-                <w:szCs w:val="18"/>
-              </w:rPr>
-              <w:t xml:space="preserve"># ════════════════════════════════════════════════════</w:t>
             </w:r>
           </w:p>
           <w:p>

--- a/Coding 1 - year/Unit 7 - Project Development/Daily Lesson Plans/Word/Day 153.docx
+++ b/Coding 1 - year/Unit 7 - Project Development/Daily Lesson Plans/Word/Day 153.docx
@@ -380,7 +380,7 @@
                 <w:sz w:val="20"/>
                 <w:szCs w:val="20"/>
               </w:rPr>
-              <w:t xml:space="preserve">    In your own words: Plan and document function signatures (name, parameters, return values) before implementing them?</w:t>
+              <w:t xml:space="preserve">    Before designing anything, what questions would you need to answer first in order to plan and document function signatures (name, parameters, return values) before implementing them?</w:t>
             </w:r>
             <w:r>
               <w:rPr>
@@ -477,7 +477,7 @@
                 <w:sz w:val="20"/>
                 <w:szCs w:val="20"/>
               </w:rPr>
-              <w:t xml:space="preserve">Today's Goal: By the end of class you will be able to plan and document function signatures (name, parameters, return values) before implementing them.</w:t>
+              <w:t xml:space="preserve">Today’s Goal: By the end of class you will be able to plan and document function signatures (name, parameters, return values) before implementing them.</w:t>
             </w:r>
             <w:r>
               <w:rPr>
@@ -1432,7 +1432,7 @@
                 <w:sz w:val="20"/>
                 <w:szCs w:val="20"/>
               </w:rPr>
-              <w:t xml:space="preserve">Quick Check: Plan and document function signatures (name, parameters, return values) before implementing them?</w:t>
+              <w:t xml:space="preserve">What are the 2-3 most important steps when you plan and document function signatures (name, parameters, return values) before implementing them? What could go wrong if you skip one?</w:t>
             </w:r>
             <w:r>
               <w:rPr>

--- a/Coding 1 - year/Unit 7 - Project Development/Daily Lesson Plans/Word/Day 153.docx
+++ b/Coding 1 - year/Unit 7 - Project Development/Daily Lesson Plans/Word/Day 153.docx
@@ -4572,7 +4572,7 @@
           <w:sz w:val="20"/>
           <w:szCs w:val="20"/>
         </w:rPr>
-        <w:t xml:space="preserve">Dependencies: In your project, which functions must exist before others can be tested? Create a dependency diagram (A depends on B, etc.). --- ## Reflection &amp; Wrap-Up Today's Big Idea: Function signatures are contracts. Design them carefully before implementing. This makes coding faster and clearer.</w:t>
+        <w:t xml:space="preserve">Dependencies: In your project, which functions must exist before others can be tested? Create a dependency diagram (A depends on B, etc.). ---</w:t>
       </w:r>
     </w:p>
     <w:p>
